--- a/article_assurance_maladie_révisé_final.docx
+++ b/article_assurance_maladie_révisé_final.docx
@@ -28,75 +28,6 @@
         <w:pStyle w:val="Titre1"/>
         <w:jc w:val="center"/>
       </w:pPr>
-    </w:p>
-    <w:p>
-      <w:pPr>
-        <w:jc w:val="center"/>
-      </w:pPr>
-      <w:r>
-        <w:t>Celâl Güney</w:t>
-      </w:r>
-    </w:p>
-    <w:p>
-      <w:pPr>
-        <w:jc w:val="center"/>
-      </w:pPr>
-      <w:r>
-        <w:t>Doctorant</w:t>
-      </w:r>
-      <w:r>
-        <w:t xml:space="preserve">, département d’histoire-économie-société, Université de Genève, </w:t>
-      </w:r>
-    </w:p>
-    <w:p>
-      <w:pPr>
-        <w:jc w:val="center"/>
-      </w:pPr>
-      <w:hyperlink r:id="rId8" w:history="1">
-        <w:r>
-          <w:rPr>
-            <w:rStyle w:val="Lienhypertexte"/>
-          </w:rPr>
-          <w:t>celal.gueney@unige.ch</w:t>
-        </w:r>
-      </w:hyperlink>
-    </w:p>
-    <w:p>
-      <w:pPr>
-        <w:jc w:val="center"/>
-      </w:pPr>
-    </w:p>
-    <w:p>
-      <w:pPr>
-        <w:jc w:val="center"/>
-      </w:pPr>
-      <w:r>
-        <w:t>Gaia Valenti</w:t>
-      </w:r>
-    </w:p>
-    <w:p>
-      <w:pPr>
-        <w:jc w:val="center"/>
-      </w:pPr>
-      <w:r>
-        <w:t>Doctorante</w:t>
-      </w:r>
-      <w:r>
-        <w:t xml:space="preserve">, département d’histoire-économie-société, Université de Genève, </w:t>
-      </w:r>
-    </w:p>
-    <w:p>
-      <w:pPr>
-        <w:jc w:val="center"/>
-      </w:pPr>
-      <w:hyperlink r:id="rId9" w:history="1">
-        <w:r>
-          <w:rPr>
-            <w:rStyle w:val="Lienhypertexte"/>
-          </w:rPr>
-          <w:t>gaia.valenti@unige.ch</w:t>
-        </w:r>
-      </w:hyperlink>
     </w:p>
     <w:p>
       <w:pPr>
@@ -803,16 +734,43 @@
           <w:spacing w:val="-2"/>
           <w:lang w:val="en-US"/>
         </w:rPr>
-        <w:t xml:space="preserve">This article examines the obstacles to changing the Swiss health insurance model. The 1994 Federal Health Insurance Act (LAMal), which combines public regulation with a major role for private insurers, has been a central issue in the country’s political debate since the early 2000s, largely because of the steady rise in the premiums paid by the population and in healthcare costs. Yet attempts at social reforms systematically fail. The first part explores the political and historical origins of the LAMal, as well as explanations that stress Switzerland’s institutional characteristics, such as the power of interest groups or the stability of political coalitions. The second part tests different possible institutional trajectories using a social bloc approach. Data from a 2024 post-referendum survey are used to identify socio-political groups defined by the proximity of their policy expectations regarding the reforms put forward by Swiss political actors to resolve the crisis in the healthcare system. The results show the impasse of neoliberal reforms, which fail to find a majority </w:t>
-      </w:r>
+        <w:t>This article examines the obstacles to changing the Swiss health insurance model. The 1994 Federal Health Insurance Act (</w:t>
+      </w:r>
+      <w:proofErr w:type="spellStart"/>
       <w:r>
         <w:rPr>
           <w:bCs/>
           <w:spacing w:val="-2"/>
           <w:lang w:val="en-US"/>
         </w:rPr>
-        <w:lastRenderedPageBreak/>
-        <w:t>even within the dominant social bloc. Social reforms, although more popular, struggle to aggregate a significant social base because of regional disparities in the cost of health insurance premiums</w:t>
+        <w:t>LAMal</w:t>
+      </w:r>
+      <w:proofErr w:type="spellEnd"/>
+      <w:r>
+        <w:rPr>
+          <w:bCs/>
+          <w:spacing w:val="-2"/>
+          <w:lang w:val="en-US"/>
+        </w:rPr>
+        <w:t xml:space="preserve">), which combines public regulation with a major role for private insurers, has been a central issue in the country’s political debate since the early 2000s, largely because of the steady rise in the premiums paid by the population and in healthcare costs. Yet attempts at social reforms systematically fail. The first part explores the political and historical origins of the </w:t>
+      </w:r>
+      <w:proofErr w:type="spellStart"/>
+      <w:r>
+        <w:rPr>
+          <w:bCs/>
+          <w:spacing w:val="-2"/>
+          <w:lang w:val="en-US"/>
+        </w:rPr>
+        <w:t>LAMal</w:t>
+      </w:r>
+      <w:proofErr w:type="spellEnd"/>
+      <w:r>
+        <w:rPr>
+          <w:bCs/>
+          <w:spacing w:val="-2"/>
+          <w:lang w:val="en-US"/>
+        </w:rPr>
+        <w:t>, as well as explanations that stress Switzerland’s institutional characteristics, such as the power of interest groups or the stability of political coalitions. The second part tests different possible institutional trajectories using a social bloc approach. Data from a 2024 post-referendum survey are used to identify socio-political groups defined by the proximity of their policy expectations regarding the reforms put forward by Swiss political actors to resolve the crisis in the healthcare system. The results show the impasse of neoliberal reforms, which fail to find a majority even within the dominant social bloc. Social reforms, although more popular, struggle to aggregate a significant social base because of regional disparities in the cost of health insurance premiums</w:t>
       </w:r>
       <w:r>
         <w:rPr>
@@ -992,6 +950,7 @@
         <w:rPr>
           <w:lang w:val="fr-CH"/>
         </w:rPr>
+        <w:lastRenderedPageBreak/>
         <w:t>Français</w:t>
       </w:r>
     </w:p>
@@ -1238,7 +1197,15 @@
         <w:t>ont eu bien des difficultés à proprement capturer le modèle suisse. Considérée comme une économie coordonnée de marché par</w:t>
       </w:r>
       <w:r>
-        <w:t xml:space="preserve"> Hall &amp; Soksice </w:t>
+        <w:t xml:space="preserve"> Hall &amp; </w:t>
+      </w:r>
+      <w:proofErr w:type="spellStart"/>
+      <w:r>
+        <w:t>Soksice</w:t>
+      </w:r>
+      <w:proofErr w:type="spellEnd"/>
+      <w:r>
+        <w:t xml:space="preserve"> </w:t>
       </w:r>
       <w:r>
         <w:fldChar w:fldCharType="begin"/>
@@ -1354,9 +1321,11 @@
         </w:rPr>
         <w:t xml:space="preserve"> </w:t>
       </w:r>
+      <w:proofErr w:type="spellStart"/>
       <w:r>
         <w:t>outliers</w:t>
       </w:r>
+      <w:proofErr w:type="spellEnd"/>
       <w:r>
         <w:rPr>
           <w:spacing w:val="-2"/>
@@ -2584,11 +2553,7 @@
         <w:t xml:space="preserve"> </w:t>
       </w:r>
       <w:r>
-        <w:t xml:space="preserve">les caractéristiques </w:t>
-      </w:r>
-      <w:r>
-        <w:lastRenderedPageBreak/>
-        <w:t>d’une assurance publique et privée</w:t>
+        <w:t>les caractéristiques d’une assurance publique et privée</w:t>
       </w:r>
       <w:r>
         <w:t xml:space="preserve">. L’assurance-maladie </w:t>
@@ -2823,6 +2788,7 @@
         <w:t xml:space="preserve"> </w:t>
       </w:r>
       <w:r>
+        <w:lastRenderedPageBreak/>
         <w:t>Les</w:t>
       </w:r>
       <w:r>
@@ -3257,8 +3223,13 @@
         <w:t xml:space="preserve">Mais l’économie politique du système de santé suisse est marquée par un profond paradoxe. Les nombreux problèmes soulignés par </w:t>
       </w:r>
       <w:hyperlink w:anchor="_bookmark39" w:history="1">
+        <w:proofErr w:type="spellStart"/>
         <w:r>
-          <w:t xml:space="preserve">Bolgiani </w:t>
+          <w:t>Bolgiani</w:t>
+        </w:r>
+        <w:proofErr w:type="spellEnd"/>
+        <w:r>
+          <w:t xml:space="preserve"> </w:t>
         </w:r>
         <w:r>
           <w:t>et al.</w:t>
@@ -3691,7 +3662,6 @@
         <w:pStyle w:val="Titre2"/>
       </w:pPr>
       <w:r>
-        <w:lastRenderedPageBreak/>
         <w:t>Cadre théorique et hypothèse de recherche</w:t>
       </w:r>
     </w:p>
@@ -3744,7 +3714,28 @@
         <w:rPr>
           <w:color w:val="000000" w:themeColor="text1"/>
         </w:rPr>
-        <w:t xml:space="preserve">volution des institutions et de la dynamique économique ainsi que leurs relations d’influences avec les dynamiques politiques et idéologiques (Amable &amp; Palombarini, 2005; 2008; 2023; 2024). Le concept central mobilisé est celui de bloc social, défini comme une agrégation de groupes socio-politiques unifiés autour d’une stratégie politique. </w:t>
+        <w:t xml:space="preserve">volution des institutions et de la dynamique économique ainsi que leurs relations d’influences avec les dynamiques politiques et idéologiques (Amable &amp; </w:t>
+      </w:r>
+      <w:proofErr w:type="spellStart"/>
+      <w:r>
+        <w:rPr>
+          <w:color w:val="000000" w:themeColor="text1"/>
+        </w:rPr>
+        <w:t>Palombarini</w:t>
+      </w:r>
+      <w:proofErr w:type="spellEnd"/>
+      <w:r>
+        <w:rPr>
+          <w:color w:val="000000" w:themeColor="text1"/>
+        </w:rPr>
+        <w:t xml:space="preserve">, 2005; 2008; 2023; 2024). Le concept central </w:t>
+      </w:r>
+      <w:r>
+        <w:rPr>
+          <w:color w:val="000000" w:themeColor="text1"/>
+        </w:rPr>
+        <w:lastRenderedPageBreak/>
+        <w:t xml:space="preserve">mobilisé est celui de bloc social, défini comme une agrégation de groupes socio-politiques unifiés autour d’une stratégie politique. </w:t>
       </w:r>
     </w:p>
     <w:p>
@@ -3793,7 +3784,15 @@
         <w:t xml:space="preserve">entre partis politiques et groupes d’intérêts. </w:t>
       </w:r>
       <w:r>
-        <w:t>Dans leur analyse régulationniste du capitalisme suisse, Léo Charles et Guillaume Vallet affirment que l’émergence d’un capitalisme suisse organisé lors de la deuxième moitié du XIX</w:t>
+        <w:t xml:space="preserve">Dans leur analyse </w:t>
+      </w:r>
+      <w:proofErr w:type="spellStart"/>
+      <w:r>
+        <w:t>régulationniste</w:t>
+      </w:r>
+      <w:proofErr w:type="spellEnd"/>
+      <w:r>
+        <w:t xml:space="preserve"> du capitalisme suisse, Léo Charles et Guillaume Vallet affirment que l’émergence d’un capitalisme suisse organisé lors de la deuxième moitié du XIX</w:t>
       </w:r>
       <w:r>
         <w:rPr>
@@ -3960,7 +3959,21 @@
         <w:rPr>
           <w:color w:val="000000" w:themeColor="text1"/>
         </w:rPr>
-        <w:t>», une alliance entre des intérêts économiques, notamment ceux des industries exportatrices, représentées au niveau politique par la faîtière patronale Vorort et les partis libéraux et centristes (dont surtout</w:t>
+        <w:t xml:space="preserve">», une alliance entre des intérêts économiques, notamment ceux des industries exportatrices, représentées au niveau politique par la faîtière patronale </w:t>
+      </w:r>
+      <w:proofErr w:type="spellStart"/>
+      <w:r>
+        <w:rPr>
+          <w:color w:val="000000" w:themeColor="text1"/>
+        </w:rPr>
+        <w:t>Vorort</w:t>
+      </w:r>
+      <w:proofErr w:type="spellEnd"/>
+      <w:r>
+        <w:rPr>
+          <w:color w:val="000000" w:themeColor="text1"/>
+        </w:rPr>
+        <w:t xml:space="preserve"> et les partis libéraux et centristes (dont surtout</w:t>
       </w:r>
       <w:r>
         <w:rPr>
@@ -4513,7 +4526,23 @@
         <w:t xml:space="preserve"> </w:t>
       </w:r>
       <w:r>
-        <w:t xml:space="preserve">savoir le Vorort (devenu par la suite ÉconomieSuisse) qui réunit les plus grandes entreprises suisses, notamment celles orientés vers les marchés extérieurs; l’Association Suisse des Banquiers (ASB); l’Union Suisse des Arts et Métiers (USAM) réunissant les petites et moyennes entreprises et l’Union Suisse des Paysans (USP) (David </w:t>
+        <w:t xml:space="preserve">savoir le </w:t>
+      </w:r>
+      <w:proofErr w:type="spellStart"/>
+      <w:r>
+        <w:t>Vorort</w:t>
+      </w:r>
+      <w:proofErr w:type="spellEnd"/>
+      <w:r>
+        <w:t xml:space="preserve"> (devenu par la suite </w:t>
+      </w:r>
+      <w:proofErr w:type="spellStart"/>
+      <w:r>
+        <w:t>ÉconomieSuisse</w:t>
+      </w:r>
+      <w:proofErr w:type="spellEnd"/>
+      <w:r>
+        <w:t xml:space="preserve">) qui réunit les plus grandes entreprises suisses, notamment celles orientés vers les marchés extérieurs; l’Association Suisse des Banquiers (ASB); l’Union Suisse des Arts et Métiers (USAM) réunissant les petites et moyennes entreprises et l’Union Suisse des Paysans (USP) (David </w:t>
       </w:r>
       <w:r>
         <w:t>et. al.</w:t>
@@ -4760,14 +4789,7 @@
         <w:rPr>
           <w:color w:val="000000" w:themeColor="text1"/>
         </w:rPr>
-        <w:t xml:space="preserve"> d’individus partageant des attentes sociales similaires vis-</w:t>
-      </w:r>
-      <w:r>
-        <w:rPr>
-          <w:color w:val="000000" w:themeColor="text1"/>
-        </w:rPr>
-        <w:lastRenderedPageBreak/>
-        <w:t>à-vis des politiques publiques, du modèle socio-économique ainsi qu’en termes de valeurs. Dans cette perspective, le bloc social dominant (BSD) est le bloc social dont la stratégie politique qui est à ses origines s’impose durablement dans l’espace politique</w:t>
+        <w:t xml:space="preserve"> d’individus partageant des attentes sociales similaires vis-à-vis des politiques publiques, du modèle socio-économique ainsi qu’en termes de valeurs. Dans cette perspective, le bloc social dominant (BSD) est le bloc social dont la stratégie politique qui est à ses origines s’impose durablement dans l’espace politique</w:t>
       </w:r>
       <w:r>
         <w:rPr>
@@ -4798,18 +4820,25 @@
         <w:rPr>
           <w:color w:val="000000" w:themeColor="text1"/>
         </w:rPr>
-        <w:t>à la perspective du bloc bourgeois ou bien d’autres approches comme celle des clivages de classe</w:t>
+        <w:t xml:space="preserve">à la perspective du </w:t>
       </w:r>
       <w:r>
         <w:rPr>
           <w:color w:val="000000" w:themeColor="text1"/>
         </w:rPr>
-        <w:t xml:space="preserve"> </w:t>
+        <w:lastRenderedPageBreak/>
+        <w:t>bloc bourgeois ou bien d’autres approches comme celle des clivages de classe</w:t>
       </w:r>
       <w:r>
         <w:rPr>
           <w:color w:val="000000" w:themeColor="text1"/>
         </w:rPr>
+        <w:t xml:space="preserve"> </w:t>
+      </w:r>
+      <w:r>
+        <w:rPr>
+          <w:color w:val="000000" w:themeColor="text1"/>
+        </w:rPr>
         <w:fldChar w:fldCharType="begin"/>
       </w:r>
       <w:r>
@@ -4899,11 +4928,16 @@
         </w:rPr>
         <w:t>Pour s’imposer dans l’espace politique, une stratégie politique doit pouvoir produire son propre soutien et ce dernier provient de la satisfaction d’attentes sociales correspondant aux intérêts tels que per</w:t>
       </w:r>
+      <w:proofErr w:type="spellStart"/>
       <w:r>
         <w:t>ç</w:t>
       </w:r>
       <w:r>
-        <w:t xml:space="preserve">us par les agents, </w:t>
+        <w:t>us</w:t>
+      </w:r>
+      <w:proofErr w:type="spellEnd"/>
+      <w:r>
+        <w:t xml:space="preserve"> par les agents, </w:t>
       </w:r>
       <w:r>
         <w:t xml:space="preserve">intérêts </w:t>
@@ -4924,7 +4958,15 @@
         <w:t xml:space="preserve">finis sur la base des attentes exprimées, des groupes socio-économiques identifiable par l’analyse de la structure productive </w:t>
       </w:r>
       <w:r>
-        <w:t>(Amable &amp; Palombarini 2024, p. 21)</w:t>
+        <w:t xml:space="preserve">(Amable &amp; </w:t>
+      </w:r>
+      <w:proofErr w:type="spellStart"/>
+      <w:r>
+        <w:t>Palombarini</w:t>
+      </w:r>
+      <w:proofErr w:type="spellEnd"/>
+      <w:r>
+        <w:t xml:space="preserve"> 2024, p. 21)</w:t>
       </w:r>
       <w:r>
         <w:t>.</w:t>
@@ -5092,7 +5134,35 @@
         <w:rPr>
           <w:spacing w:val="-2"/>
         </w:rPr>
-        <w:t>est la suivante : l’impasse du système d’assurance-maladie obligatoire suisse perdure car les coûts engendrés par le système de « managed competition » ne touche pas encore une fraction importante du BSD, à savoir sa composante néolibérale</w:t>
+        <w:t>est la suivante : l’impasse du système d’assurance-maladie obligatoire suisse perdure car les coûts engendrés par le système de « </w:t>
+      </w:r>
+      <w:proofErr w:type="spellStart"/>
+      <w:r>
+        <w:rPr>
+          <w:spacing w:val="-2"/>
+        </w:rPr>
+        <w:t>managed</w:t>
+      </w:r>
+      <w:proofErr w:type="spellEnd"/>
+      <w:r>
+        <w:rPr>
+          <w:spacing w:val="-2"/>
+        </w:rPr>
+        <w:t xml:space="preserve"> </w:t>
+      </w:r>
+      <w:proofErr w:type="spellStart"/>
+      <w:r>
+        <w:rPr>
+          <w:spacing w:val="-2"/>
+        </w:rPr>
+        <w:t>competition</w:t>
+      </w:r>
+      <w:proofErr w:type="spellEnd"/>
+      <w:r>
+        <w:rPr>
+          <w:spacing w:val="-2"/>
+        </w:rPr>
+        <w:t> » ne touche pas encore une fraction importante du BSD, à savoir sa composante néolibérale</w:t>
       </w:r>
       <w:r>
         <w:t>.</w:t>
@@ -5228,7 +5298,15 @@
         <w:t xml:space="preserve"> </w:t>
       </w:r>
       <w:r>
-        <w:t>(Vorort)</w:t>
+        <w:t>(</w:t>
+      </w:r>
+      <w:proofErr w:type="spellStart"/>
+      <w:r>
+        <w:t>Vorort</w:t>
+      </w:r>
+      <w:proofErr w:type="spellEnd"/>
+      <w:r>
+        <w:t>)</w:t>
       </w:r>
       <w:r>
         <w:rPr>
@@ -5428,18 +5506,22 @@
         </w:rPr>
         <w:t xml:space="preserve"> </w:t>
       </w:r>
+      <w:proofErr w:type="spellStart"/>
       <w:r>
         <w:t>managed</w:t>
       </w:r>
+      <w:proofErr w:type="spellEnd"/>
       <w:r>
         <w:rPr>
           <w:spacing w:val="38"/>
         </w:rPr>
         <w:t xml:space="preserve"> </w:t>
       </w:r>
+      <w:proofErr w:type="spellStart"/>
       <w:r>
         <w:t>competition</w:t>
       </w:r>
+      <w:proofErr w:type="spellEnd"/>
       <w:r>
         <w:rPr>
           <w:i/>
@@ -5487,11 +5569,7 @@
         <w:t xml:space="preserve"> </w:t>
       </w:r>
       <w:r>
-        <w:t xml:space="preserve">vis-à-vis des trajectoires de réformes du système de santé envisagées par les différents acteurs politiques de la </w:t>
-      </w:r>
-      <w:r>
-        <w:lastRenderedPageBreak/>
-        <w:t>droite et de la gauche suisse.</w:t>
+        <w:t>vis-à-vis des trajectoires de réformes du système de santé envisagées par les différents acteurs politiques de la droite et de la gauche suisse.</w:t>
       </w:r>
     </w:p>
     <w:p>
@@ -5652,7 +5730,11 @@
         <w:ind w:left="0" w:right="98"/>
       </w:pPr>
       <w:r>
-        <w:t>L’histoire de la LAMal est marquée par une série de blocages politiques. Comme dans d’autres pays européens, son développement en Suisse prend ses racines à la fin du XIX</w:t>
+        <w:t xml:space="preserve">L’histoire de la LAMal est marquée par une série de blocages politiques. Comme dans d’autres </w:t>
+      </w:r>
+      <w:r>
+        <w:lastRenderedPageBreak/>
+        <w:t>pays européens, son développement en Suisse prend ses racines à la fin du XIX</w:t>
       </w:r>
       <w:r>
         <w:rPr>
@@ -8177,308 +8259,305 @@
         <w:t xml:space="preserve"> </w:t>
       </w:r>
       <w:r>
-        <w:t xml:space="preserve">ces échecs s’expliquent, tout comme la prédominance du </w:t>
-      </w:r>
-      <w:r>
+        <w:t>ces échecs s’expliquent, tout comme la prédominance du modèle libéral dans l’État social suisse, par la faiblesse structurelle des forces socialistes et communistes</w:t>
+      </w:r>
+      <w:r>
+        <w:t xml:space="preserve">. </w:t>
+      </w:r>
+      <w:r>
+        <w:t xml:space="preserve">Cette infériorité, constante </w:t>
+      </w:r>
+      <w:r>
+        <w:rPr>
+          <w:w w:val="105"/>
+        </w:rPr>
+        <w:t>depuis l’entre-deux-guerres et particulièrement marquée en comparaison avec le reste de l’Europe</w:t>
+      </w:r>
+      <w:r>
+        <w:rPr>
+          <w:spacing w:val="-16"/>
+          <w:w w:val="105"/>
+        </w:rPr>
+        <w:t xml:space="preserve"> </w:t>
+      </w:r>
+      <w:r>
+        <w:rPr>
+          <w:w w:val="105"/>
+        </w:rPr>
+        <w:t>occidentale,</w:t>
+      </w:r>
+      <w:r>
+        <w:rPr>
+          <w:spacing w:val="-16"/>
+          <w:w w:val="105"/>
+        </w:rPr>
+        <w:t xml:space="preserve"> </w:t>
+      </w:r>
+      <w:r>
+        <w:rPr>
+          <w:w w:val="105"/>
+        </w:rPr>
+        <w:t>s’exerce</w:t>
+      </w:r>
+      <w:r>
+        <w:rPr>
+          <w:spacing w:val="-16"/>
+          <w:w w:val="105"/>
+        </w:rPr>
+        <w:t xml:space="preserve"> </w:t>
+      </w:r>
+      <w:r>
+        <w:rPr>
+          <w:w w:val="105"/>
+        </w:rPr>
+        <w:t>face</w:t>
+      </w:r>
+      <w:r>
+        <w:rPr>
+          <w:spacing w:val="-15"/>
+          <w:w w:val="105"/>
+        </w:rPr>
+        <w:t xml:space="preserve"> </w:t>
+      </w:r>
+      <w:r>
+        <w:rPr>
+          <w:w w:val="105"/>
+        </w:rPr>
+        <w:t>à</w:t>
+      </w:r>
+      <w:r>
+        <w:rPr>
+          <w:spacing w:val="-16"/>
+          <w:w w:val="105"/>
+        </w:rPr>
+        <w:t xml:space="preserve"> </w:t>
+      </w:r>
+      <w:r>
+        <w:rPr>
+          <w:w w:val="105"/>
+        </w:rPr>
+        <w:t>l’alliance</w:t>
+      </w:r>
+      <w:r>
+        <w:rPr>
+          <w:spacing w:val="-16"/>
+          <w:w w:val="105"/>
+        </w:rPr>
+        <w:t xml:space="preserve"> </w:t>
+      </w:r>
+      <w:r>
+        <w:rPr>
+          <w:w w:val="105"/>
+        </w:rPr>
+        <w:t>durable</w:t>
+      </w:r>
+      <w:r>
+        <w:rPr>
+          <w:spacing w:val="-16"/>
+          <w:w w:val="105"/>
+        </w:rPr>
+        <w:t xml:space="preserve"> </w:t>
+      </w:r>
+      <w:r>
+        <w:rPr>
+          <w:w w:val="105"/>
+        </w:rPr>
+        <w:t>entre</w:t>
+      </w:r>
+      <w:r>
+        <w:rPr>
+          <w:spacing w:val="-15"/>
+          <w:w w:val="105"/>
+        </w:rPr>
+        <w:t xml:space="preserve"> </w:t>
+      </w:r>
+      <w:r>
+        <w:rPr>
+          <w:w w:val="105"/>
+        </w:rPr>
+        <w:t>les</w:t>
+      </w:r>
+      <w:r>
+        <w:rPr>
+          <w:spacing w:val="-16"/>
+          <w:w w:val="105"/>
+        </w:rPr>
+        <w:t xml:space="preserve"> </w:t>
+      </w:r>
+      <w:r>
+        <w:rPr>
+          <w:w w:val="105"/>
+        </w:rPr>
+        <w:t>partis</w:t>
+      </w:r>
+      <w:r>
+        <w:rPr>
+          <w:spacing w:val="-16"/>
+          <w:w w:val="105"/>
+        </w:rPr>
+        <w:t xml:space="preserve"> </w:t>
+      </w:r>
+      <w:r>
+        <w:rPr>
+          <w:w w:val="105"/>
+        </w:rPr>
+        <w:t>de</w:t>
+      </w:r>
+      <w:r>
+        <w:rPr>
+          <w:spacing w:val="-16"/>
+          <w:w w:val="105"/>
+        </w:rPr>
+        <w:t xml:space="preserve"> </w:t>
+      </w:r>
+      <w:r>
+        <w:rPr>
+          <w:w w:val="105"/>
+        </w:rPr>
+        <w:t>la</w:t>
+      </w:r>
+      <w:r>
+        <w:rPr>
+          <w:spacing w:val="-15"/>
+          <w:w w:val="105"/>
+        </w:rPr>
+        <w:t xml:space="preserve"> </w:t>
+      </w:r>
+      <w:r>
+        <w:rPr>
+          <w:w w:val="105"/>
+        </w:rPr>
+        <w:t>droite</w:t>
+      </w:r>
+      <w:r>
+        <w:rPr>
+          <w:spacing w:val="-16"/>
+          <w:w w:val="105"/>
+        </w:rPr>
+        <w:t xml:space="preserve"> </w:t>
+      </w:r>
+      <w:r>
+        <w:rPr>
+          <w:w w:val="105"/>
+        </w:rPr>
+        <w:t>libérale</w:t>
+      </w:r>
+      <w:r>
+        <w:rPr>
+          <w:spacing w:val="-16"/>
+          <w:w w:val="105"/>
+        </w:rPr>
+        <w:t xml:space="preserve"> </w:t>
+      </w:r>
+      <w:r>
+        <w:rPr>
+          <w:w w:val="105"/>
+        </w:rPr>
+        <w:t>et les</w:t>
+      </w:r>
+      <w:r>
+        <w:rPr>
+          <w:spacing w:val="-3"/>
+          <w:w w:val="105"/>
+        </w:rPr>
+        <w:t xml:space="preserve"> </w:t>
+      </w:r>
+      <w:r>
+        <w:rPr>
+          <w:w w:val="105"/>
+        </w:rPr>
+        <w:t>représentants</w:t>
+      </w:r>
+      <w:r>
+        <w:rPr>
+          <w:spacing w:val="-3"/>
+          <w:w w:val="105"/>
+        </w:rPr>
+        <w:t xml:space="preserve"> </w:t>
+      </w:r>
+      <w:r>
+        <w:rPr>
+          <w:w w:val="105"/>
+        </w:rPr>
+        <w:t>du</w:t>
+      </w:r>
+      <w:r>
+        <w:rPr>
+          <w:spacing w:val="-3"/>
+          <w:w w:val="105"/>
+        </w:rPr>
+        <w:t xml:space="preserve"> </w:t>
+      </w:r>
+      <w:r>
+        <w:rPr>
+          <w:w w:val="105"/>
+        </w:rPr>
+        <w:t>monde</w:t>
+      </w:r>
+      <w:r>
+        <w:rPr>
+          <w:spacing w:val="-3"/>
+          <w:w w:val="105"/>
+        </w:rPr>
+        <w:t xml:space="preserve"> </w:t>
+      </w:r>
+      <w:r>
+        <w:rPr>
+          <w:w w:val="105"/>
+        </w:rPr>
+        <w:t>agricole,</w:t>
+      </w:r>
+      <w:r>
+        <w:rPr>
+          <w:spacing w:val="-3"/>
+          <w:w w:val="105"/>
+        </w:rPr>
+        <w:t xml:space="preserve"> </w:t>
+      </w:r>
+      <w:r>
+        <w:rPr>
+          <w:w w:val="105"/>
+        </w:rPr>
+        <w:t>le</w:t>
+      </w:r>
+      <w:r>
+        <w:rPr>
+          <w:spacing w:val="-3"/>
+          <w:w w:val="105"/>
+        </w:rPr>
+        <w:t xml:space="preserve"> </w:t>
+      </w:r>
+      <w:r>
+        <w:rPr>
+          <w:w w:val="105"/>
+        </w:rPr>
+        <w:t>«</w:t>
+      </w:r>
+      <w:r>
+        <w:rPr>
+          <w:spacing w:val="-3"/>
+          <w:w w:val="105"/>
+        </w:rPr>
+        <w:t xml:space="preserve"> </w:t>
+      </w:r>
+      <w:r>
+        <w:rPr>
+          <w:w w:val="105"/>
+        </w:rPr>
+        <w:t>bloc</w:t>
+      </w:r>
+      <w:r>
+        <w:rPr>
+          <w:spacing w:val="-3"/>
+          <w:w w:val="105"/>
+        </w:rPr>
+        <w:t xml:space="preserve"> </w:t>
+      </w:r>
+      <w:r>
+        <w:rPr>
+          <w:w w:val="105"/>
+        </w:rPr>
         <w:lastRenderedPageBreak/>
-        <w:t>modèle libéral dans l’État social suisse, par la faiblesse structurelle des forces socialistes et communistes</w:t>
-      </w:r>
-      <w:r>
-        <w:t xml:space="preserve">. </w:t>
-      </w:r>
-      <w:r>
-        <w:t xml:space="preserve">Cette infériorité, constante </w:t>
-      </w:r>
-      <w:r>
-        <w:rPr>
-          <w:w w:val="105"/>
-        </w:rPr>
-        <w:t>depuis l’entre-deux-guerres et particulièrement marquée en comparaison avec le reste de l’Europe</w:t>
-      </w:r>
-      <w:r>
-        <w:rPr>
-          <w:spacing w:val="-16"/>
-          <w:w w:val="105"/>
-        </w:rPr>
-        <w:t xml:space="preserve"> </w:t>
-      </w:r>
-      <w:r>
-        <w:rPr>
-          <w:w w:val="105"/>
-        </w:rPr>
-        <w:t>occidentale,</w:t>
-      </w:r>
-      <w:r>
-        <w:rPr>
-          <w:spacing w:val="-16"/>
-          <w:w w:val="105"/>
-        </w:rPr>
-        <w:t xml:space="preserve"> </w:t>
-      </w:r>
-      <w:r>
-        <w:rPr>
-          <w:w w:val="105"/>
-        </w:rPr>
-        <w:t>s’exerce</w:t>
-      </w:r>
-      <w:r>
-        <w:rPr>
-          <w:spacing w:val="-16"/>
-          <w:w w:val="105"/>
-        </w:rPr>
-        <w:t xml:space="preserve"> </w:t>
-      </w:r>
-      <w:r>
-        <w:rPr>
-          <w:w w:val="105"/>
-        </w:rPr>
-        <w:t>face</w:t>
-      </w:r>
-      <w:r>
-        <w:rPr>
-          <w:spacing w:val="-15"/>
-          <w:w w:val="105"/>
-        </w:rPr>
-        <w:t xml:space="preserve"> </w:t>
-      </w:r>
-      <w:r>
-        <w:rPr>
-          <w:w w:val="105"/>
-        </w:rPr>
-        <w:t>à</w:t>
-      </w:r>
-      <w:r>
-        <w:rPr>
-          <w:spacing w:val="-16"/>
-          <w:w w:val="105"/>
-        </w:rPr>
-        <w:t xml:space="preserve"> </w:t>
-      </w:r>
-      <w:r>
-        <w:rPr>
-          <w:w w:val="105"/>
-        </w:rPr>
-        <w:t>l’alliance</w:t>
-      </w:r>
-      <w:r>
-        <w:rPr>
-          <w:spacing w:val="-16"/>
-          <w:w w:val="105"/>
-        </w:rPr>
-        <w:t xml:space="preserve"> </w:t>
-      </w:r>
-      <w:r>
-        <w:rPr>
-          <w:w w:val="105"/>
-        </w:rPr>
-        <w:t>durable</w:t>
-      </w:r>
-      <w:r>
-        <w:rPr>
-          <w:spacing w:val="-16"/>
-          <w:w w:val="105"/>
-        </w:rPr>
-        <w:t xml:space="preserve"> </w:t>
-      </w:r>
-      <w:r>
-        <w:rPr>
-          <w:w w:val="105"/>
-        </w:rPr>
-        <w:t>entre</w:t>
-      </w:r>
-      <w:r>
-        <w:rPr>
-          <w:spacing w:val="-15"/>
-          <w:w w:val="105"/>
-        </w:rPr>
-        <w:t xml:space="preserve"> </w:t>
-      </w:r>
-      <w:r>
-        <w:rPr>
-          <w:w w:val="105"/>
-        </w:rPr>
-        <w:t>les</w:t>
-      </w:r>
-      <w:r>
-        <w:rPr>
-          <w:spacing w:val="-16"/>
-          <w:w w:val="105"/>
-        </w:rPr>
-        <w:t xml:space="preserve"> </w:t>
-      </w:r>
-      <w:r>
-        <w:rPr>
-          <w:w w:val="105"/>
-        </w:rPr>
-        <w:t>partis</w:t>
-      </w:r>
-      <w:r>
-        <w:rPr>
-          <w:spacing w:val="-16"/>
-          <w:w w:val="105"/>
-        </w:rPr>
-        <w:t xml:space="preserve"> </w:t>
-      </w:r>
-      <w:r>
-        <w:rPr>
-          <w:w w:val="105"/>
-        </w:rPr>
-        <w:t>de</w:t>
-      </w:r>
-      <w:r>
-        <w:rPr>
-          <w:spacing w:val="-16"/>
-          <w:w w:val="105"/>
-        </w:rPr>
-        <w:t xml:space="preserve"> </w:t>
-      </w:r>
-      <w:r>
-        <w:rPr>
-          <w:w w:val="105"/>
-        </w:rPr>
-        <w:t>la</w:t>
-      </w:r>
-      <w:r>
-        <w:rPr>
-          <w:spacing w:val="-15"/>
-          <w:w w:val="105"/>
-        </w:rPr>
-        <w:t xml:space="preserve"> </w:t>
-      </w:r>
-      <w:r>
-        <w:rPr>
-          <w:w w:val="105"/>
-        </w:rPr>
-        <w:t>droite</w:t>
-      </w:r>
-      <w:r>
-        <w:rPr>
-          <w:spacing w:val="-16"/>
-          <w:w w:val="105"/>
-        </w:rPr>
-        <w:t xml:space="preserve"> </w:t>
-      </w:r>
-      <w:r>
-        <w:rPr>
-          <w:w w:val="105"/>
-        </w:rPr>
-        <w:t>libérale</w:t>
-      </w:r>
-      <w:r>
-        <w:rPr>
-          <w:spacing w:val="-16"/>
-          <w:w w:val="105"/>
-        </w:rPr>
-        <w:t xml:space="preserve"> </w:t>
-      </w:r>
-      <w:r>
-        <w:rPr>
-          <w:w w:val="105"/>
-        </w:rPr>
-        <w:t>et les</w:t>
-      </w:r>
-      <w:r>
-        <w:rPr>
-          <w:spacing w:val="-3"/>
-          <w:w w:val="105"/>
-        </w:rPr>
-        <w:t xml:space="preserve"> </w:t>
-      </w:r>
-      <w:r>
-        <w:rPr>
-          <w:w w:val="105"/>
-        </w:rPr>
-        <w:t>représentants</w:t>
-      </w:r>
-      <w:r>
-        <w:rPr>
-          <w:spacing w:val="-3"/>
-          <w:w w:val="105"/>
-        </w:rPr>
-        <w:t xml:space="preserve"> </w:t>
-      </w:r>
-      <w:r>
-        <w:rPr>
-          <w:w w:val="105"/>
-        </w:rPr>
-        <w:t>du</w:t>
-      </w:r>
-      <w:r>
-        <w:rPr>
-          <w:spacing w:val="-3"/>
-          <w:w w:val="105"/>
-        </w:rPr>
-        <w:t xml:space="preserve"> </w:t>
-      </w:r>
-      <w:r>
-        <w:rPr>
-          <w:w w:val="105"/>
-        </w:rPr>
-        <w:t>monde</w:t>
-      </w:r>
-      <w:r>
-        <w:rPr>
-          <w:spacing w:val="-3"/>
-          <w:w w:val="105"/>
-        </w:rPr>
-        <w:t xml:space="preserve"> </w:t>
-      </w:r>
-      <w:r>
-        <w:rPr>
-          <w:w w:val="105"/>
-        </w:rPr>
-        <w:t>agricole,</w:t>
-      </w:r>
-      <w:r>
-        <w:rPr>
-          <w:spacing w:val="-3"/>
-          <w:w w:val="105"/>
-        </w:rPr>
-        <w:t xml:space="preserve"> </w:t>
-      </w:r>
-      <w:r>
-        <w:rPr>
-          <w:w w:val="105"/>
-        </w:rPr>
-        <w:t>le</w:t>
-      </w:r>
-      <w:r>
-        <w:rPr>
-          <w:spacing w:val="-3"/>
-          <w:w w:val="105"/>
-        </w:rPr>
-        <w:t xml:space="preserve"> </w:t>
-      </w:r>
-      <w:r>
-        <w:rPr>
-          <w:w w:val="105"/>
-        </w:rPr>
-        <w:t>«</w:t>
-      </w:r>
-      <w:r>
-        <w:rPr>
-          <w:spacing w:val="-3"/>
-          <w:w w:val="105"/>
-        </w:rPr>
-        <w:t xml:space="preserve"> </w:t>
-      </w:r>
-      <w:r>
-        <w:rPr>
-          <w:w w:val="105"/>
-        </w:rPr>
-        <w:t>bloc</w:t>
-      </w:r>
-      <w:r>
-        <w:rPr>
-          <w:spacing w:val="-3"/>
-          <w:w w:val="105"/>
-        </w:rPr>
-        <w:t xml:space="preserve"> </w:t>
-      </w:r>
-      <w:r>
-        <w:rPr>
-          <w:w w:val="105"/>
-        </w:rPr>
         <w:t>bourgeois</w:t>
       </w:r>
       <w:r>
@@ -8693,11 +8772,23 @@
       <w:r>
         <w:t>obligatoire et la possibilité de faire varier les franchises entraînent des inégalités, puisque les assurances peuvent refuser ou augmenter les cotisations des personnes jugées les plus à risque (</w:t>
       </w:r>
-      <w:hyperlink w:anchor="_bookmark42" w:history="1">
-        <w:r>
-          <w:t>Buclin</w:t>
-        </w:r>
-      </w:hyperlink>
+      <w:proofErr w:type="spellStart"/>
+      <w:r>
+        <w:fldChar w:fldCharType="begin"/>
+      </w:r>
+      <w:r>
+        <w:instrText>HYPERLINK \l "_bookmark42"</w:instrText>
+      </w:r>
+      <w:r>
+        <w:fldChar w:fldCharType="separate"/>
+      </w:r>
+      <w:r>
+        <w:t>Buclin</w:t>
+      </w:r>
+      <w:proofErr w:type="spellEnd"/>
+      <w:r>
+        <w:fldChar w:fldCharType="end"/>
+      </w:r>
       <w:r>
         <w:t xml:space="preserve">, </w:t>
       </w:r>
@@ -8718,11 +8809,34 @@
       <w:r>
         <w:t>cantons (</w:t>
       </w:r>
-      <w:hyperlink w:anchor="_bookmark39" w:history="1">
-        <w:r>
-          <w:t>Bolgiani, Crivelli &amp; Domenighetti, 2006</w:t>
-        </w:r>
-      </w:hyperlink>
+      <w:proofErr w:type="spellStart"/>
+      <w:r>
+        <w:fldChar w:fldCharType="begin"/>
+      </w:r>
+      <w:r>
+        <w:instrText>HYPERLINK \l "_bookmark39"</w:instrText>
+      </w:r>
+      <w:r>
+        <w:fldChar w:fldCharType="separate"/>
+      </w:r>
+      <w:r>
+        <w:t>Bolgiani</w:t>
+      </w:r>
+      <w:proofErr w:type="spellEnd"/>
+      <w:r>
+        <w:t xml:space="preserve">, Crivelli &amp; </w:t>
+      </w:r>
+      <w:proofErr w:type="spellStart"/>
+      <w:r>
+        <w:t>Domenighetti</w:t>
+      </w:r>
+      <w:proofErr w:type="spellEnd"/>
+      <w:r>
+        <w:t>, 2006</w:t>
+      </w:r>
+      <w:r>
+        <w:fldChar w:fldCharType="end"/>
+      </w:r>
       <w:r>
         <w:t xml:space="preserve">). De ce fait, la réforme du modèle fédéral d’assurance-maladie devient une priorité pour les partis de gauche, notamment le </w:t>
       </w:r>
@@ -9166,9 +9280,11 @@
       <w:r>
         <w:t>, deux dimensions cristallisent les principaux points de controverse. D’abord, la détermination du modèle le plus adapté à contenir les coûts pose la question de l’articulation entre le public et le privé (</w:t>
       </w:r>
+      <w:proofErr w:type="spellStart"/>
       <w:r>
         <w:t>organization</w:t>
       </w:r>
+      <w:proofErr w:type="spellEnd"/>
       <w:r>
         <w:t>). Ensuite, on s’affronte</w:t>
       </w:r>
@@ -9190,9 +9306,11 @@
       <w:r>
         <w:t>la répartition des coûts (</w:t>
       </w:r>
+      <w:proofErr w:type="spellStart"/>
       <w:r>
         <w:t>equity</w:t>
       </w:r>
+      <w:proofErr w:type="spellEnd"/>
       <w:r>
         <w:t>) (Braum &amp; Uhlmann, 2009). Dans ces débats, les partis de gauche (principalement</w:t>
       </w:r>
@@ -9249,20 +9367,31 @@
         <w:ind w:left="0" w:right="95"/>
       </w:pPr>
       <w:r>
+        <w:t>La réforme de la LAM</w:t>
+      </w:r>
+      <w:r>
+        <w:t>al</w:t>
+      </w:r>
+      <w:r>
+        <w:t xml:space="preserve"> intervient dans un contexte qui mêle tendances de crise du capitalisme Suisse et nombreuses réformes institutionnelles. Dans les années 1990, les autorités font face à une augmentation du chômage de la population Suisse inédite depuis la crise des années 1930, à une croissance stagnante et à une augmentation de la dette publique (Mach &amp; Trampusch, 2011). </w:t>
+      </w:r>
+      <w:r>
         <w:lastRenderedPageBreak/>
-        <w:t>La réforme de la LAM</w:t>
-      </w:r>
-      <w:r>
-        <w:t>al</w:t>
-      </w:r>
-      <w:r>
-        <w:t xml:space="preserve"> intervient dans un contexte qui mêle tendances de crise du capitalisme Suisse et nombreuses réformes institutionnelles. Dans les années 1990, les autorités font face à une augmentation du chômage de la population Suisse inédite depuis la crise des années 1930, à une croissance stagnante et à une augmentation de la dette publique (Mach &amp; Trampusch, 2011). Ces éléments poussent</w:t>
-      </w:r>
-      <w:r>
-        <w:t xml:space="preserve"> </w:t>
-      </w:r>
-      <w:r>
-        <w:t xml:space="preserve">les autorités à prendre une série de réformes sociales en apparence contradictoires, par exemple l’assurance chômage, qui mêlent l’objectif principal de réduction des coûts à des mesures d’extension de la couverture de certains besoins (Bonoli, 1999). </w:t>
+        <w:t>Ces éléments poussent</w:t>
+      </w:r>
+      <w:r>
+        <w:t xml:space="preserve"> </w:t>
+      </w:r>
+      <w:r>
+        <w:t>les autorités à prendre une série de réformes sociales en apparence contradictoires, par exemple l’assurance chômage, qui mêlent l’objectif principal de réduction des coûts à des mesures d’extension de la couverture de certains besoins (</w:t>
+      </w:r>
+      <w:proofErr w:type="spellStart"/>
+      <w:r>
+        <w:t>Bonoli</w:t>
+      </w:r>
+      <w:proofErr w:type="spellEnd"/>
+      <w:r>
+        <w:t xml:space="preserve">, 1999). </w:t>
       </w:r>
     </w:p>
     <w:p>
@@ -9317,7 +9446,23 @@
         <w:t>,</w:t>
       </w:r>
       <w:r>
-        <w:t xml:space="preserve"> si le changement est faible dans le modèle de l’assurance (organization), la dimension égalitaire (equity) est bien plus présente dans cette réforme. En effet, la réforme de la LAMal introduit une assurance de base dominante et une harmonisation des subsides. Pour ces auteurs, l’articulation de ces deux dimensions explique la possibilité du compromis : les partis du « bloc bourgeois » fléchissent sur la dimension égalitaire et redistributive précisément parce que la réforme conserve le rôle du privé. Le modèle esquissé par la réforme est alors également considéré comme capable de contenir les coûts</w:t>
+        <w:t xml:space="preserve"> si le changement est faible dans le modèle de l’assurance (</w:t>
+      </w:r>
+      <w:proofErr w:type="spellStart"/>
+      <w:r>
+        <w:t>organization</w:t>
+      </w:r>
+      <w:proofErr w:type="spellEnd"/>
+      <w:r>
+        <w:t>), la dimension égalitaire (</w:t>
+      </w:r>
+      <w:proofErr w:type="spellStart"/>
+      <w:r>
+        <w:t>equity</w:t>
+      </w:r>
+      <w:proofErr w:type="spellEnd"/>
+      <w:r>
+        <w:t>) est bien plus présente dans cette réforme. En effet, la réforme de la LAMal introduit une assurance de base dominante et une harmonisation des subsides. Pour ces auteurs, l’articulation de ces deux dimensions explique la possibilité du compromis : les partis du « bloc bourgeois » fléchissent sur la dimension égalitaire et redistributive précisément parce que la réforme conserve le rôle du privé. Le modèle esquissé par la réforme est alors également considéré comme capable de contenir les coûts</w:t>
       </w:r>
       <w:r>
         <w:t xml:space="preserve">. </w:t>
@@ -9357,7 +9502,15 @@
         <w:t>arti libéral radical</w:t>
       </w:r>
       <w:r>
-        <w:t>, mais également le Vorort, faîtière des organisations patronales, le concordat des caisses maladies, et l’Union Syndicale Suisse (Delgrande &amp; Linder, 1995). Cette alliance fait la différence puisque la LAMal</w:t>
+        <w:t xml:space="preserve">, mais également le </w:t>
+      </w:r>
+      <w:proofErr w:type="spellStart"/>
+      <w:r>
+        <w:t>Vorort</w:t>
+      </w:r>
+      <w:proofErr w:type="spellEnd"/>
+      <w:r>
+        <w:t>, faîtière des organisations patronales, le concordat des caisses maladies, et l’Union Syndicale Suisse (Delgrande &amp; Linder, 1995). Cette alliance fait la différence puisque la LAMal</w:t>
       </w:r>
       <w:r>
         <w:t xml:space="preserve"> </w:t>
@@ -9624,170 +9777,185 @@
       <w:r>
         <w:t>(</w:t>
       </w:r>
-      <w:hyperlink w:anchor="_bookmark39" w:history="1">
-        <w:r>
-          <w:t xml:space="preserve">Bolgiani </w:t>
-        </w:r>
-        <w:r>
-          <w:t>et al.</w:t>
-        </w:r>
-        <w:r>
-          <w:t>,</w:t>
-        </w:r>
-        <w:r>
-          <w:t xml:space="preserve"> 2006</w:t>
-        </w:r>
-      </w:hyperlink>
+      <w:proofErr w:type="spellStart"/>
+      <w:r>
+        <w:fldChar w:fldCharType="begin"/>
+      </w:r>
+      <w:r>
+        <w:instrText>HYPERLINK \l "_bookmark39"</w:instrText>
+      </w:r>
+      <w:r>
+        <w:fldChar w:fldCharType="separate"/>
+      </w:r>
+      <w:r>
+        <w:t>Bolgiani</w:t>
+      </w:r>
+      <w:proofErr w:type="spellEnd"/>
+      <w:r>
+        <w:t xml:space="preserve"> </w:t>
+      </w:r>
+      <w:r>
+        <w:t>et al.</w:t>
+      </w:r>
+      <w:r>
+        <w:t>,</w:t>
+      </w:r>
+      <w:r>
+        <w:t xml:space="preserve"> 2006</w:t>
+      </w:r>
+      <w:r>
+        <w:fldChar w:fldCharType="end"/>
+      </w:r>
       <w:r>
         <w:t>).</w:t>
       </w:r>
       <w:r>
-        <w:t xml:space="preserve"> Lorsque l’on se penche d’une manière précise sur le système d’assurance-maladie obligatoire, ce dernier révèle être néanmoins fortement fondés sur des principes néolibéraux. Le </w:t>
+        <w:t xml:space="preserve"> Lorsque l’on se penche d’une manière précise sur le système d’assurance-maladie obligatoire, ce dernier révèle être néanmoins fortement fondés sur des principes néolibéraux. Le néolibéralisme</w:t>
+      </w:r>
+      <w:r>
+        <w:rPr>
+          <w:spacing w:val="27"/>
+        </w:rPr>
+        <w:t xml:space="preserve"> </w:t>
+      </w:r>
+      <w:r>
+        <w:t>se</w:t>
+      </w:r>
+      <w:r>
+        <w:rPr>
+          <w:spacing w:val="27"/>
+        </w:rPr>
+        <w:t xml:space="preserve"> </w:t>
+      </w:r>
+      <w:r>
+        <w:t>distingue</w:t>
+      </w:r>
+      <w:r>
+        <w:rPr>
+          <w:spacing w:val="27"/>
+        </w:rPr>
+        <w:t xml:space="preserve"> </w:t>
+      </w:r>
+      <w:r>
+        <w:t>du</w:t>
+      </w:r>
+      <w:r>
+        <w:rPr>
+          <w:spacing w:val="27"/>
+        </w:rPr>
+        <w:t xml:space="preserve"> </w:t>
+      </w:r>
+      <w:r>
+        <w:t>laissez-faire</w:t>
+      </w:r>
+      <w:r>
+        <w:rPr>
+          <w:spacing w:val="27"/>
+        </w:rPr>
+        <w:t xml:space="preserve"> </w:t>
+      </w:r>
+      <w:r>
+        <w:t>par</w:t>
+      </w:r>
+      <w:r>
+        <w:rPr>
+          <w:spacing w:val="27"/>
+        </w:rPr>
+        <w:t xml:space="preserve"> </w:t>
+      </w:r>
+      <w:r>
+        <w:t>l’idée</w:t>
+      </w:r>
+      <w:r>
+        <w:rPr>
+          <w:spacing w:val="27"/>
+        </w:rPr>
+        <w:t xml:space="preserve"> </w:t>
+      </w:r>
+      <w:r>
+        <w:t>que</w:t>
+      </w:r>
+      <w:r>
+        <w:rPr>
+          <w:spacing w:val="27"/>
+        </w:rPr>
+        <w:t xml:space="preserve"> </w:t>
+      </w:r>
+      <w:r>
+        <w:t>le</w:t>
+      </w:r>
+      <w:r>
+        <w:rPr>
+          <w:spacing w:val="27"/>
+        </w:rPr>
+        <w:t xml:space="preserve"> </w:t>
+      </w:r>
+      <w:r>
+        <w:t>marché</w:t>
+      </w:r>
+      <w:r>
+        <w:rPr>
+          <w:spacing w:val="27"/>
+        </w:rPr>
+        <w:t xml:space="preserve"> </w:t>
+      </w:r>
+      <w:r>
+        <w:t>concurrentiel,</w:t>
+      </w:r>
+      <w:r>
+        <w:rPr>
+          <w:spacing w:val="27"/>
+        </w:rPr>
+        <w:t xml:space="preserve"> </w:t>
+      </w:r>
+      <w:r>
+        <w:t>considéré</w:t>
+      </w:r>
+      <w:r>
+        <w:rPr>
+          <w:spacing w:val="27"/>
+        </w:rPr>
+        <w:t xml:space="preserve"> </w:t>
+      </w:r>
+      <w:r>
+        <w:t>comme le mécanisme de coordination le plus efficient, est fragile et requiert donc une intervention régulatrice de l’État afin de garantir son existence</w:t>
+      </w:r>
+      <w:r>
+        <w:t xml:space="preserve"> </w:t>
+      </w:r>
+      <w:r>
+        <w:fldChar w:fldCharType="begin"/>
+      </w:r>
+      <w:r>
+        <w:instrText xml:space="preserve"> ADDIN ZOTERO_ITEM CSL_CITATION {"citationID":"JZcob4NR","properties":{"formattedCitation":"(Amable 2023)","plainCitation":"(Amable 2023)","dontUpdate":true,"noteIndex":0},"citationItems":[{"id":5441,"uris":["http://zotero.org/groups/6347865/items/YGANL8GL"],"itemData":{"id":5441,"type":"book","abstract":"Une troisième voie ?Le néolibéralisme est né d’une volonté de renouveler la pensée libérale, de proposer une « troisième voie » entre socialisme et laisser-faire. Ce courant a progressivement alimenté les débats politiques et économiques pour devenir l’idéologie dominante – même si la crise financière de 2008 a quelque peu terni son aura.Maximisation des profits grâce à la mondialisation, marché mondial du travail, dogme de la concurrence libre et non faussée, souveraineté du consommateur… Quelle est l’influence de cette doctrine sur la politique économique de la France et de l’Europe ? Quelles répercussions a-t-elle sur les réformes structurelles touchant à la concurrence, à l’emploi et à la protection sociale ?Après en avoir présenté les origines, Bruno Amable analyse les proximités et les divergences entre les différents courants du néolibéralisme, ainsi que la vision de la société et de l’économie dont sont porteurs les principaux auteurs néolibéraux. Et de s’interroger : jusqu’où va la domination culturelle du néolibéralisme ?","citation-key":"amableNeoliberalisme2023","ISBN":"978-2-7154-1169-2","language":"Français","number-of-pages":"128","publisher":"QUE SAIS JE","publisher-place":"Paris","source":"Amazon","title":"Le Néolibéralisme","author":[{"family":"Amable","given":"Bruno"}],"issued":{"date-parts":[["2023"]]}}}],"schema":"https://github.com/citation-style-language/schema/raw/master/csl-citation.json"} </w:instrText>
+      </w:r>
+      <w:r>
+        <w:fldChar w:fldCharType="separate"/>
+      </w:r>
+      <w:r>
+        <w:t>(Amable</w:t>
+      </w:r>
+      <w:r>
+        <w:t>,</w:t>
+      </w:r>
+      <w:r>
+        <w:t xml:space="preserve"> 2023)</w:t>
+      </w:r>
+      <w:r>
+        <w:fldChar w:fldCharType="end"/>
+      </w:r>
+      <w:r>
+        <w:t>. Cette intervention est d’autant plus nécessaire en présence d’</w:t>
+      </w:r>
+      <w:r>
+        <w:t xml:space="preserve">asymétries </w:t>
+      </w:r>
+      <w:r>
+        <w:t xml:space="preserve">d’information et de sélection </w:t>
       </w:r>
       <w:r>
         <w:lastRenderedPageBreak/>
-        <w:t>néolibéralisme</w:t>
-      </w:r>
-      <w:r>
-        <w:rPr>
-          <w:spacing w:val="27"/>
-        </w:rPr>
-        <w:t xml:space="preserve"> </w:t>
-      </w:r>
-      <w:r>
-        <w:t>se</w:t>
-      </w:r>
-      <w:r>
-        <w:rPr>
-          <w:spacing w:val="27"/>
-        </w:rPr>
-        <w:t xml:space="preserve"> </w:t>
-      </w:r>
-      <w:r>
-        <w:t>distingue</w:t>
-      </w:r>
-      <w:r>
-        <w:rPr>
-          <w:spacing w:val="27"/>
-        </w:rPr>
-        <w:t xml:space="preserve"> </w:t>
-      </w:r>
-      <w:r>
-        <w:t>du</w:t>
-      </w:r>
-      <w:r>
-        <w:rPr>
-          <w:spacing w:val="27"/>
-        </w:rPr>
-        <w:t xml:space="preserve"> </w:t>
-      </w:r>
-      <w:r>
-        <w:t>laissez-faire</w:t>
-      </w:r>
-      <w:r>
-        <w:rPr>
-          <w:spacing w:val="27"/>
-        </w:rPr>
-        <w:t xml:space="preserve"> </w:t>
-      </w:r>
-      <w:r>
-        <w:t>par</w:t>
-      </w:r>
-      <w:r>
-        <w:rPr>
-          <w:spacing w:val="27"/>
-        </w:rPr>
-        <w:t xml:space="preserve"> </w:t>
-      </w:r>
-      <w:r>
-        <w:t>l’idée</w:t>
-      </w:r>
-      <w:r>
-        <w:rPr>
-          <w:spacing w:val="27"/>
-        </w:rPr>
-        <w:t xml:space="preserve"> </w:t>
-      </w:r>
-      <w:r>
-        <w:t>que</w:t>
-      </w:r>
-      <w:r>
-        <w:rPr>
-          <w:spacing w:val="27"/>
-        </w:rPr>
-        <w:t xml:space="preserve"> </w:t>
-      </w:r>
-      <w:r>
-        <w:t>le</w:t>
-      </w:r>
-      <w:r>
-        <w:rPr>
-          <w:spacing w:val="27"/>
-        </w:rPr>
-        <w:t xml:space="preserve"> </w:t>
-      </w:r>
-      <w:r>
-        <w:t>marché</w:t>
-      </w:r>
-      <w:r>
-        <w:rPr>
-          <w:spacing w:val="27"/>
-        </w:rPr>
-        <w:t xml:space="preserve"> </w:t>
-      </w:r>
-      <w:r>
-        <w:t>concurrentiel,</w:t>
-      </w:r>
-      <w:r>
-        <w:rPr>
-          <w:spacing w:val="27"/>
-        </w:rPr>
-        <w:t xml:space="preserve"> </w:t>
-      </w:r>
-      <w:r>
-        <w:t>considéré</w:t>
-      </w:r>
-      <w:r>
-        <w:rPr>
-          <w:spacing w:val="27"/>
-        </w:rPr>
-        <w:t xml:space="preserve"> </w:t>
-      </w:r>
-      <w:r>
-        <w:t>comme le mécanisme de coordination le plus efficient, est fragile et requiert donc une intervention régulatrice de l’État afin de garantir son existence</w:t>
-      </w:r>
-      <w:r>
-        <w:t xml:space="preserve"> </w:t>
-      </w:r>
-      <w:r>
-        <w:fldChar w:fldCharType="begin"/>
-      </w:r>
-      <w:r>
-        <w:instrText xml:space="preserve"> ADDIN ZOTERO_ITEM CSL_CITATION {"citationID":"JZcob4NR","properties":{"formattedCitation":"(Amable 2023)","plainCitation":"(Amable 2023)","dontUpdate":true,"noteIndex":0},"citationItems":[{"id":5441,"uris":["http://zotero.org/groups/6347865/items/YGANL8GL"],"itemData":{"id":5441,"type":"book","abstract":"Une troisième voie ?Le néolibéralisme est né d’une volonté de renouveler la pensée libérale, de proposer une « troisième voie » entre socialisme et laisser-faire. Ce courant a progressivement alimenté les débats politiques et économiques pour devenir l’idéologie dominante – même si la crise financière de 2008 a quelque peu terni son aura.Maximisation des profits grâce à la mondialisation, marché mondial du travail, dogme de la concurrence libre et non faussée, souveraineté du consommateur… Quelle est l’influence de cette doctrine sur la politique économique de la France et de l’Europe ? Quelles répercussions a-t-elle sur les réformes structurelles touchant à la concurrence, à l’emploi et à la protection sociale ?Après en avoir présenté les origines, Bruno Amable analyse les proximités et les divergences entre les différents courants du néolibéralisme, ainsi que la vision de la société et de l’économie dont sont porteurs les principaux auteurs néolibéraux. Et de s’interroger : jusqu’où va la domination culturelle du néolibéralisme ?","citation-key":"amableNeoliberalisme2023","ISBN":"978-2-7154-1169-2","language":"Français","number-of-pages":"128","publisher":"QUE SAIS JE","publisher-place":"Paris","source":"Amazon","title":"Le Néolibéralisme","author":[{"family":"Amable","given":"Bruno"}],"issued":{"date-parts":[["2023"]]}}}],"schema":"https://github.com/citation-style-language/schema/raw/master/csl-citation.json"} </w:instrText>
-      </w:r>
-      <w:r>
-        <w:fldChar w:fldCharType="separate"/>
-      </w:r>
-      <w:r>
-        <w:t>(Amable</w:t>
-      </w:r>
-      <w:r>
-        <w:t>,</w:t>
-      </w:r>
-      <w:r>
-        <w:t xml:space="preserve"> 2023)</w:t>
-      </w:r>
-      <w:r>
-        <w:fldChar w:fldCharType="end"/>
-      </w:r>
-      <w:r>
-        <w:t>. Cette intervention est d’autant plus nécessaire en présence d’</w:t>
-      </w:r>
-      <w:r>
-        <w:t xml:space="preserve">asymétries </w:t>
-      </w:r>
-      <w:r>
-        <w:t>d’information et de sélection des risques, ce qui est typiquement le cas de l’assurance-maladie.</w:t>
+        <w:t>des risques, ce qui est typiquement le cas de l’assurance-maladie.</w:t>
       </w:r>
     </w:p>
     <w:p>
@@ -9814,9 +9982,19 @@
         </w:rPr>
         <w:t xml:space="preserve"> </w:t>
       </w:r>
-      <w:r>
-        <w:t>managed competition</w:t>
-      </w:r>
+      <w:proofErr w:type="spellStart"/>
+      <w:r>
+        <w:t>managed</w:t>
+      </w:r>
+      <w:proofErr w:type="spellEnd"/>
+      <w:r>
+        <w:t xml:space="preserve"> </w:t>
+      </w:r>
+      <w:proofErr w:type="spellStart"/>
+      <w:r>
+        <w:t>competition</w:t>
+      </w:r>
+      <w:proofErr w:type="spellEnd"/>
       <w:r>
         <w:rPr>
           <w:spacing w:val="-15"/>
@@ -10324,7 +10502,31 @@
         <w:t xml:space="preserve"> </w:t>
       </w:r>
       <w:r>
-        <w:t>(5) garantir la solidarité entre les individus. Lors de la campagne en faveur du oui à la LAMal en 1994, les vertus d’une « véritable concurrence entre les caisses, les médecins et les hôpitaux » constituaient l’argument principal du Conseil fédéral afin de d’atteindre une partie de ces objectifs, notamment concernant la maîtrise des coûts, des primes et la promotion de la solidarité (Conseil Fédéral, 1994, p. 3). La décentralisation du système, engendrée par le fédéralisme, ainsi que la concurrence sont aussi régulièrement défendues par le think-thank néolibéral AvenirSuisse et la principale organisation patronale de Suisse ÉconomieSuisse. Elle est à l’inverse souvent pointée du doigt par la gauche, qui à plusieurs reprises a proposé une centralisation du système avec par exemple l’instauration d’une caisse unique (en 2007) ou encore d’une caisse publique en 2014</w:t>
+        <w:t xml:space="preserve">(5) garantir la solidarité entre les individus. Lors de la campagne en faveur du oui à la LAMal en 1994, les vertus d’une « véritable concurrence entre les caisses, les médecins et les hôpitaux » constituaient l’argument principal du Conseil fédéral afin de d’atteindre une partie de ces objectifs, notamment concernant la maîtrise des coûts, des primes et la promotion de la solidarité (Conseil Fédéral, 1994, p. 3). La décentralisation du système, engendrée par le fédéralisme, ainsi que la concurrence sont aussi régulièrement défendues par le </w:t>
+      </w:r>
+      <w:proofErr w:type="spellStart"/>
+      <w:r>
+        <w:t>think-thank</w:t>
+      </w:r>
+      <w:proofErr w:type="spellEnd"/>
+      <w:r>
+        <w:t xml:space="preserve"> néolibéral </w:t>
+      </w:r>
+      <w:proofErr w:type="spellStart"/>
+      <w:r>
+        <w:t>AvenirSuisse</w:t>
+      </w:r>
+      <w:proofErr w:type="spellEnd"/>
+      <w:r>
+        <w:t xml:space="preserve"> et la principale organisation patronale de Suisse </w:t>
+      </w:r>
+      <w:proofErr w:type="spellStart"/>
+      <w:r>
+        <w:t>ÉconomieSuisse</w:t>
+      </w:r>
+      <w:proofErr w:type="spellEnd"/>
+      <w:r>
+        <w:t>. Elle est à l’inverse souvent pointée du doigt par la gauche, qui à plusieurs reprises a proposé une centralisation du système avec par exemple l’instauration d’une caisse unique (en 2007) ou encore d’une caisse publique en 2014</w:t>
       </w:r>
       <w:r>
         <w:t>.</w:t>
@@ -10961,7 +11163,6 @@
         <w:t xml:space="preserve"> </w:t>
       </w:r>
       <w:r>
-        <w:lastRenderedPageBreak/>
         <w:t>électoral</w:t>
       </w:r>
       <w:r>
@@ -11209,7 +11410,11 @@
         <w:t xml:space="preserve"> </w:t>
       </w:r>
       <w:r>
-        <w:t>de l’assurance-maladie</w:t>
+        <w:t xml:space="preserve">de </w:t>
+      </w:r>
+      <w:r>
+        <w:lastRenderedPageBreak/>
+        <w:t>l’assurance-maladie</w:t>
       </w:r>
       <w:r>
         <w:rPr>
@@ -11500,7 +11705,7 @@
                     <pic:cNvPicPr/>
                   </pic:nvPicPr>
                   <pic:blipFill>
-                    <a:blip r:embed="rId10" cstate="print"/>
+                    <a:blip r:embed="rId8" cstate="print"/>
                     <a:stretch>
                       <a:fillRect/>
                     </a:stretch>
@@ -12096,7 +12301,7 @@
                     <pic:cNvPicPr/>
                   </pic:nvPicPr>
                   <pic:blipFill>
-                    <a:blip r:embed="rId11" cstate="print"/>
+                    <a:blip r:embed="rId9" cstate="print"/>
                     <a:stretch>
                       <a:fillRect/>
                     </a:stretch>
@@ -12313,8 +12518,13 @@
         <w:t xml:space="preserve"> </w:t>
       </w:r>
       <w:r>
-        <w:t>out-of-pocket</w:t>
-      </w:r>
+        <w:t>out-of-</w:t>
+      </w:r>
+      <w:proofErr w:type="spellStart"/>
+      <w:r>
+        <w:t>pocket</w:t>
+      </w:r>
+      <w:proofErr w:type="spellEnd"/>
       <w:r>
         <w:rPr>
           <w:spacing w:val="-15"/>
@@ -12400,8 +12610,13 @@
         <w:t xml:space="preserve"> </w:t>
       </w:r>
       <w:r>
-        <w:t>out-of-pocket</w:t>
-      </w:r>
+        <w:t>out-of-</w:t>
+      </w:r>
+      <w:proofErr w:type="spellStart"/>
+      <w:r>
+        <w:t>pocket</w:t>
+      </w:r>
+      <w:proofErr w:type="spellEnd"/>
       <w:r>
         <w:rPr>
           <w:spacing w:val="-15"/>
@@ -12501,9 +12716,14 @@
       <w:r>
         <w:t xml:space="preserve">Par ailleurs, des éléments indiquent que la garantie de solidarité entre individus (5) évoquée dans le projet de 1994 ne s’est pas concrétisée. Au début de l’année 2026, le journal économique suisse </w:t>
       </w:r>
+      <w:proofErr w:type="spellStart"/>
       <w:r>
         <w:lastRenderedPageBreak/>
-        <w:t xml:space="preserve">Agefi publiait une note spéciale afin de tirer le bilan de trente ans de la LAMal. La note affirme à l’appui d’un sondage </w:t>
+        <w:t>Agefi</w:t>
+      </w:r>
+      <w:proofErr w:type="spellEnd"/>
+      <w:r>
+        <w:t xml:space="preserve"> publiait une note spéciale afin de tirer le bilan de trente ans de la LAMal. La note affirme à l’appui d’un sondage </w:t>
       </w:r>
       <w:r>
         <w:t>qu’«</w:t>
@@ -12570,7 +12790,7 @@
                     </pic:cNvPicPr>
                   </pic:nvPicPr>
                   <pic:blipFill>
-                    <a:blip r:embed="rId12" cstate="print">
+                    <a:blip r:embed="rId10" cstate="print">
                       <a:extLst>
                         <a:ext uri="{28A0092B-C50C-407E-A947-70E740481C1C}">
                           <a14:useLocalDpi xmlns:a14="http://schemas.microsoft.com/office/drawing/2010/main" val="0"/>
@@ -15296,7 +15516,39 @@
                 <w:sz w:val="22"/>
                 <w:szCs w:val="22"/>
               </w:rPr>
-              <w:t xml:space="preserve"> UDC, PLR, Le Centre. Principales associations patronales (EconomieSuisse; Usam; UPS)</w:t>
+              <w:t xml:space="preserve"> UDC, PLR, Le Centre. Principales associations patronales (</w:t>
+            </w:r>
+            <w:proofErr w:type="spellStart"/>
+            <w:r>
+              <w:rPr>
+                <w:sz w:val="22"/>
+                <w:szCs w:val="22"/>
+              </w:rPr>
+              <w:t>EconomieSuisse</w:t>
+            </w:r>
+            <w:proofErr w:type="spellEnd"/>
+            <w:r>
+              <w:rPr>
+                <w:sz w:val="22"/>
+                <w:szCs w:val="22"/>
+              </w:rPr>
+              <w:t xml:space="preserve">; </w:t>
+            </w:r>
+            <w:proofErr w:type="spellStart"/>
+            <w:r>
+              <w:rPr>
+                <w:sz w:val="22"/>
+                <w:szCs w:val="22"/>
+              </w:rPr>
+              <w:t>Usam</w:t>
+            </w:r>
+            <w:proofErr w:type="spellEnd"/>
+            <w:r>
+              <w:rPr>
+                <w:sz w:val="22"/>
+                <w:szCs w:val="22"/>
+              </w:rPr>
+              <w:t>; UPS)</w:t>
             </w:r>
           </w:p>
         </w:tc>
@@ -15652,7 +15904,23 @@
                 <w:sz w:val="22"/>
                 <w:szCs w:val="22"/>
               </w:rPr>
-              <w:t>Managers et spécialistes socio-culturels à haut niveau d'éducation et de revenu. Pluôt tendance à résider en Romandie</w:t>
+              <w:t xml:space="preserve">Managers et spécialistes socio-culturels à haut niveau d'éducation et de revenu. </w:t>
+            </w:r>
+            <w:proofErr w:type="spellStart"/>
+            <w:r>
+              <w:rPr>
+                <w:sz w:val="22"/>
+                <w:szCs w:val="22"/>
+              </w:rPr>
+              <w:t>Pluôt</w:t>
+            </w:r>
+            <w:proofErr w:type="spellEnd"/>
+            <w:r>
+              <w:rPr>
+                <w:sz w:val="22"/>
+                <w:szCs w:val="22"/>
+              </w:rPr>
+              <w:t xml:space="preserve"> tendance à résider en Romandie</w:t>
             </w:r>
           </w:p>
         </w:tc>
@@ -16200,12 +16468,28 @@
       <w:r>
         <w:t xml:space="preserve">toute mesure allégeant les primes à travers une remise en cause du principe de décentralisation, de </w:t>
       </w:r>
+      <w:proofErr w:type="spellStart"/>
       <w:r>
         <w:rPr>
           <w:iCs/>
         </w:rPr>
-        <w:t>managed competition</w:t>
-      </w:r>
+        <w:t>managed</w:t>
+      </w:r>
+      <w:proofErr w:type="spellEnd"/>
+      <w:r>
+        <w:rPr>
+          <w:iCs/>
+        </w:rPr>
+        <w:t xml:space="preserve"> </w:t>
+      </w:r>
+      <w:proofErr w:type="spellStart"/>
+      <w:r>
+        <w:rPr>
+          <w:iCs/>
+        </w:rPr>
+        <w:t>competition</w:t>
+      </w:r>
+      <w:proofErr w:type="spellEnd"/>
       <w:r>
         <w:t>,</w:t>
       </w:r>
@@ -16586,6 +16870,7 @@
         </w:rPr>
         <w:t xml:space="preserve"> concernent des réformes souvent proposées par les milieux bourgeois suisses (presse économique libérale comme l’</w:t>
       </w:r>
+      <w:proofErr w:type="spellStart"/>
       <w:r>
         <w:rPr>
           <w:spacing w:val="-2"/>
@@ -16596,7 +16881,21 @@
         <w:rPr>
           <w:spacing w:val="-2"/>
         </w:rPr>
-        <w:t>gefi, le think</w:t>
+        <w:t>gefi</w:t>
+      </w:r>
+      <w:proofErr w:type="spellEnd"/>
+      <w:r>
+        <w:rPr>
+          <w:spacing w:val="-2"/>
+        </w:rPr>
+        <w:t xml:space="preserve">, le </w:t>
+      </w:r>
+      <w:proofErr w:type="spellStart"/>
+      <w:r>
+        <w:rPr>
+          <w:spacing w:val="-2"/>
+        </w:rPr>
+        <w:t>think</w:t>
       </w:r>
       <w:r>
         <w:rPr>
@@ -16608,8 +16907,16 @@
         <w:rPr>
           <w:spacing w:val="-2"/>
         </w:rPr>
-        <w:t xml:space="preserve">thank </w:t>
-      </w:r>
+        <w:t>thank</w:t>
+      </w:r>
+      <w:proofErr w:type="spellEnd"/>
+      <w:r>
+        <w:rPr>
+          <w:spacing w:val="-2"/>
+        </w:rPr>
+        <w:t xml:space="preserve"> </w:t>
+      </w:r>
+      <w:proofErr w:type="spellStart"/>
       <w:r>
         <w:rPr>
           <w:spacing w:val="-2"/>
@@ -16632,13 +16939,27 @@
         <w:rPr>
           <w:spacing w:val="-2"/>
         </w:rPr>
-        <w:t>uisse ou l’association patronale</w:t>
-      </w:r>
-      <w:r>
-        <w:rPr>
-          <w:spacing w:val="-2"/>
-        </w:rPr>
-        <w:t> É</w:t>
+        <w:t>uisse</w:t>
+      </w:r>
+      <w:proofErr w:type="spellEnd"/>
+      <w:r>
+        <w:rPr>
+          <w:spacing w:val="-2"/>
+        </w:rPr>
+        <w:t xml:space="preserve"> ou l’association patronale</w:t>
+      </w:r>
+      <w:r>
+        <w:rPr>
+          <w:spacing w:val="-2"/>
+        </w:rPr>
+        <w:t> </w:t>
+      </w:r>
+      <w:proofErr w:type="spellStart"/>
+      <w:r>
+        <w:rPr>
+          <w:spacing w:val="-2"/>
+        </w:rPr>
+        <w:t>É</w:t>
       </w:r>
       <w:r>
         <w:rPr>
@@ -16658,6 +16979,7 @@
         </w:rPr>
         <w:t>uisse</w:t>
       </w:r>
+      <w:proofErr w:type="spellEnd"/>
       <w:r>
         <w:rPr>
           <w:spacing w:val="-2"/>
@@ -17347,7 +17669,7 @@
                     </pic:cNvPicPr>
                   </pic:nvPicPr>
                   <pic:blipFill>
-                    <a:blip r:embed="rId13">
+                    <a:blip r:embed="rId11">
                       <a:extLst>
                         <a:ext uri="{28A0092B-C50C-407E-A947-70E740481C1C}">
                           <a14:useLocalDpi xmlns:a14="http://schemas.microsoft.com/office/drawing/2010/main" val="0"/>
@@ -19026,7 +19348,7 @@
                     <pic:cNvPicPr/>
                   </pic:nvPicPr>
                   <pic:blipFill>
-                    <a:blip r:embed="rId14" cstate="print">
+                    <a:blip r:embed="rId12" cstate="print">
                       <a:extLst>
                         <a:ext uri="{28A0092B-C50C-407E-A947-70E740481C1C}">
                           <a14:useLocalDpi xmlns:a14="http://schemas.microsoft.com/office/drawing/2010/main" val="0"/>
@@ -21174,6 +21496,7 @@
         </w:rPr>
         <w:t xml:space="preserve"> </w:t>
       </w:r>
+      <w:proofErr w:type="spellStart"/>
       <w:r>
         <w:rPr>
           <w:sz w:val="24"/>
@@ -21181,6 +21504,7 @@
         </w:rPr>
         <w:t>Zougois</w:t>
       </w:r>
+      <w:proofErr w:type="spellEnd"/>
       <w:r>
         <w:rPr>
           <w:spacing w:val="-3"/>
@@ -21694,6 +22018,7 @@
         </w:rPr>
         <w:t xml:space="preserve"> </w:t>
       </w:r>
+      <w:proofErr w:type="spellStart"/>
       <w:r>
         <w:rPr>
           <w:w w:val="105"/>
@@ -21702,6 +22027,7 @@
         </w:rPr>
         <w:t>managed</w:t>
       </w:r>
+      <w:proofErr w:type="spellEnd"/>
       <w:r>
         <w:rPr>
           <w:spacing w:val="-8"/>
@@ -21711,6 +22037,7 @@
         </w:rPr>
         <w:t xml:space="preserve"> </w:t>
       </w:r>
+      <w:proofErr w:type="spellStart"/>
       <w:r>
         <w:rPr>
           <w:w w:val="105"/>
@@ -21719,6 +22046,7 @@
         </w:rPr>
         <w:t>competition</w:t>
       </w:r>
+      <w:proofErr w:type="spellEnd"/>
       <w:r>
         <w:rPr>
           <w:spacing w:val="-8"/>
@@ -22571,7 +22899,55 @@
           <w:sz w:val="24"/>
           <w:szCs w:val="24"/>
         </w:rPr>
-        <w:t>L’analyse historique a montré que la LAMal est le résultat d’un compromis socio-politique établi dans les années 1990. Ce compromis a permis l’établissement d’un système néolibéral d’assurance-maladie axé sur les principes de managed competition. Trente ans plus tard, la LAMal, à travers le paiement des primes d’assurance-maladie, engendre des effets distributifs très inégalitaires. Malgré cela, les différentes tentatives de réformes visant à remettre en cause les principes néolibéraux de LAMal échouent systématiquement en votation.</w:t>
+        <w:t xml:space="preserve">L’analyse historique a montré que la LAMal est le résultat d’un compromis socio-politique établi dans les années 1990. Ce compromis a permis l’établissement d’un système néolibéral d’assurance-maladie axé sur les principes de </w:t>
+      </w:r>
+      <w:proofErr w:type="spellStart"/>
+      <w:r>
+        <w:rPr>
+          <w:rFonts w:ascii="Times New Roman" w:hAnsi="Times New Roman" w:cs="Times New Roman"/>
+          <w:b w:val="0"/>
+          <w:bCs w:val="0"/>
+          <w:spacing w:val="-2"/>
+          <w:sz w:val="24"/>
+          <w:szCs w:val="24"/>
+        </w:rPr>
+        <w:t>managed</w:t>
+      </w:r>
+      <w:proofErr w:type="spellEnd"/>
+      <w:r>
+        <w:rPr>
+          <w:rFonts w:ascii="Times New Roman" w:hAnsi="Times New Roman" w:cs="Times New Roman"/>
+          <w:b w:val="0"/>
+          <w:bCs w:val="0"/>
+          <w:spacing w:val="-2"/>
+          <w:sz w:val="24"/>
+          <w:szCs w:val="24"/>
+        </w:rPr>
+        <w:t xml:space="preserve"> </w:t>
+      </w:r>
+      <w:proofErr w:type="spellStart"/>
+      <w:r>
+        <w:rPr>
+          <w:rFonts w:ascii="Times New Roman" w:hAnsi="Times New Roman" w:cs="Times New Roman"/>
+          <w:b w:val="0"/>
+          <w:bCs w:val="0"/>
+          <w:spacing w:val="-2"/>
+          <w:sz w:val="24"/>
+          <w:szCs w:val="24"/>
+        </w:rPr>
+        <w:t>competition</w:t>
+      </w:r>
+      <w:proofErr w:type="spellEnd"/>
+      <w:r>
+        <w:rPr>
+          <w:rFonts w:ascii="Times New Roman" w:hAnsi="Times New Roman" w:cs="Times New Roman"/>
+          <w:b w:val="0"/>
+          <w:bCs w:val="0"/>
+          <w:spacing w:val="-2"/>
+          <w:sz w:val="24"/>
+          <w:szCs w:val="24"/>
+        </w:rPr>
+        <w:t>. Trente ans plus tard, la LAMal, à travers le paiement des primes d’assurance-maladie, engendre des effets distributifs très inégalitaires. Malgré cela, les différentes tentatives de réformes visant à remettre en cause les principes néolibéraux de LAMal échouent systématiquement en votation.</w:t>
       </w:r>
     </w:p>
     <w:p>
@@ -22716,7 +23092,7 @@
           <w:szCs w:val="24"/>
         </w:rPr>
         <w:sectPr>
-          <w:footerReference w:type="default" r:id="rId15"/>
+          <w:footerReference w:type="default" r:id="rId13"/>
           <w:pgSz w:w="11910" w:h="16840"/>
           <w:pgMar w:top="1200" w:right="1275" w:bottom="1100" w:left="1275" w:header="0" w:footer="904" w:gutter="0"/>
           <w:cols w:space="720"/>
@@ -22907,7 +23283,55 @@
           <w:sz w:val="24"/>
           <w:szCs w:val="24"/>
         </w:rPr>
-        <w:t>principe de managed competition ne permet pas</w:t>
+        <w:t xml:space="preserve">principe de </w:t>
+      </w:r>
+      <w:proofErr w:type="spellStart"/>
+      <w:r>
+        <w:rPr>
+          <w:rFonts w:ascii="Times New Roman" w:hAnsi="Times New Roman" w:cs="Times New Roman"/>
+          <w:b w:val="0"/>
+          <w:bCs w:val="0"/>
+          <w:spacing w:val="-2"/>
+          <w:sz w:val="24"/>
+          <w:szCs w:val="24"/>
+        </w:rPr>
+        <w:t>managed</w:t>
+      </w:r>
+      <w:proofErr w:type="spellEnd"/>
+      <w:r>
+        <w:rPr>
+          <w:rFonts w:ascii="Times New Roman" w:hAnsi="Times New Roman" w:cs="Times New Roman"/>
+          <w:b w:val="0"/>
+          <w:bCs w:val="0"/>
+          <w:spacing w:val="-2"/>
+          <w:sz w:val="24"/>
+          <w:szCs w:val="24"/>
+        </w:rPr>
+        <w:t xml:space="preserve"> </w:t>
+      </w:r>
+      <w:proofErr w:type="spellStart"/>
+      <w:r>
+        <w:rPr>
+          <w:rFonts w:ascii="Times New Roman" w:hAnsi="Times New Roman" w:cs="Times New Roman"/>
+          <w:b w:val="0"/>
+          <w:bCs w:val="0"/>
+          <w:spacing w:val="-2"/>
+          <w:sz w:val="24"/>
+          <w:szCs w:val="24"/>
+        </w:rPr>
+        <w:t>competition</w:t>
+      </w:r>
+      <w:proofErr w:type="spellEnd"/>
+      <w:r>
+        <w:rPr>
+          <w:rFonts w:ascii="Times New Roman" w:hAnsi="Times New Roman" w:cs="Times New Roman"/>
+          <w:b w:val="0"/>
+          <w:bCs w:val="0"/>
+          <w:spacing w:val="-2"/>
+          <w:sz w:val="24"/>
+          <w:szCs w:val="24"/>
+        </w:rPr>
+        <w:t xml:space="preserve"> ne permet pas</w:t>
       </w:r>
       <w:r>
         <w:rPr>
@@ -23354,6 +23778,7 @@
           <w:lang w:val="en-US"/>
         </w:rPr>
       </w:pPr>
+      <w:proofErr w:type="spellStart"/>
       <w:r>
         <w:rPr>
           <w:rFonts w:ascii="Times New Roman" w:hAnsi="Times New Roman" w:cs="Times New Roman"/>
@@ -23365,6 +23790,7 @@
         <w:lastRenderedPageBreak/>
         <w:t>Bibliographie</w:t>
       </w:r>
+      <w:proofErr w:type="spellEnd"/>
     </w:p>
     <w:p>
       <w:pPr>
@@ -23417,8 +23843,42 @@
           <w:szCs w:val="24"/>
           <w:lang w:val="fr-CH"/>
         </w:rPr>
-        <w:t>Swiss Political Science Review</w:t>
-      </w:r>
+        <w:t xml:space="preserve">Swiss </w:t>
+      </w:r>
+      <w:proofErr w:type="spellStart"/>
+      <w:r>
+        <w:rPr>
+          <w:i/>
+          <w:iCs/>
+          <w:sz w:val="24"/>
+          <w:szCs w:val="24"/>
+          <w:lang w:val="fr-CH"/>
+        </w:rPr>
+        <w:t>Political</w:t>
+      </w:r>
+      <w:proofErr w:type="spellEnd"/>
+      <w:r>
+        <w:rPr>
+          <w:i/>
+          <w:iCs/>
+          <w:sz w:val="24"/>
+          <w:szCs w:val="24"/>
+          <w:lang w:val="fr-CH"/>
+        </w:rPr>
+        <w:t xml:space="preserve"> Science </w:t>
+      </w:r>
+      <w:proofErr w:type="spellStart"/>
+      <w:r>
+        <w:rPr>
+          <w:i/>
+          <w:iCs/>
+          <w:sz w:val="24"/>
+          <w:szCs w:val="24"/>
+          <w:lang w:val="fr-CH"/>
+        </w:rPr>
+        <w:t>Review</w:t>
+      </w:r>
+      <w:proofErr w:type="spellEnd"/>
       <w:r>
         <w:rPr>
           <w:sz w:val="24"/>
@@ -23494,7 +23954,25 @@
           <w:szCs w:val="24"/>
           <w:lang w:val="fr-CH"/>
         </w:rPr>
-        <w:t>Amable B. (2021), « In Search o</w:t>
+        <w:t xml:space="preserve">Amable B. (2021), « In </w:t>
+      </w:r>
+      <w:proofErr w:type="spellStart"/>
+      <w:r>
+        <w:rPr>
+          <w:sz w:val="24"/>
+          <w:szCs w:val="24"/>
+          <w:lang w:val="fr-CH"/>
+        </w:rPr>
+        <w:t>Search</w:t>
+      </w:r>
+      <w:proofErr w:type="spellEnd"/>
+      <w:r>
+        <w:rPr>
+          <w:sz w:val="24"/>
+          <w:szCs w:val="24"/>
+          <w:lang w:val="fr-CH"/>
+        </w:rPr>
+        <w:t xml:space="preserve"> o</w:t>
       </w:r>
       <w:r>
         <w:rPr>
@@ -23615,7 +24093,25 @@
           <w:szCs w:val="24"/>
           <w:lang w:val="fr-CH"/>
         </w:rPr>
-        <w:t xml:space="preserve">Amable B., Guillaud E. &amp; S. Palombarini (2012), </w:t>
+        <w:t xml:space="preserve">Amable B., Guillaud E. &amp; S. </w:t>
+      </w:r>
+      <w:proofErr w:type="spellStart"/>
+      <w:r>
+        <w:rPr>
+          <w:sz w:val="24"/>
+          <w:szCs w:val="24"/>
+          <w:lang w:val="fr-CH"/>
+        </w:rPr>
+        <w:t>Palombarini</w:t>
+      </w:r>
+      <w:proofErr w:type="spellEnd"/>
+      <w:r>
+        <w:rPr>
+          <w:sz w:val="24"/>
+          <w:szCs w:val="24"/>
+          <w:lang w:val="fr-CH"/>
+        </w:rPr>
+        <w:t xml:space="preserve"> (2012), </w:t>
       </w:r>
       <w:r>
         <w:rPr>
@@ -23650,7 +24146,25 @@
           <w:szCs w:val="24"/>
           <w:lang w:val="fr-CH"/>
         </w:rPr>
-        <w:t xml:space="preserve">Amable B. &amp; S. Palombarini (2005), </w:t>
+        <w:t xml:space="preserve">Amable B. &amp; S. </w:t>
+      </w:r>
+      <w:proofErr w:type="spellStart"/>
+      <w:r>
+        <w:rPr>
+          <w:sz w:val="24"/>
+          <w:szCs w:val="24"/>
+          <w:lang w:val="fr-CH"/>
+        </w:rPr>
+        <w:t>Palombarini</w:t>
+      </w:r>
+      <w:proofErr w:type="spellEnd"/>
+      <w:r>
+        <w:rPr>
+          <w:sz w:val="24"/>
+          <w:szCs w:val="24"/>
+          <w:lang w:val="fr-CH"/>
+        </w:rPr>
+        <w:t xml:space="preserve"> (2005), </w:t>
       </w:r>
       <w:r>
         <w:rPr>
@@ -23685,7 +24199,25 @@
           <w:szCs w:val="24"/>
           <w:lang w:val="en-US"/>
         </w:rPr>
-        <w:t xml:space="preserve">Amable B. &amp; S. Palombarini (2008), « A neorealist approach to institutional change and the diversity of capitalism », </w:t>
+        <w:t xml:space="preserve">Amable B. &amp; S. </w:t>
+      </w:r>
+      <w:proofErr w:type="spellStart"/>
+      <w:r>
+        <w:rPr>
+          <w:sz w:val="24"/>
+          <w:szCs w:val="24"/>
+          <w:lang w:val="en-US"/>
+        </w:rPr>
+        <w:t>Palombarini</w:t>
+      </w:r>
+      <w:proofErr w:type="spellEnd"/>
+      <w:r>
+        <w:rPr>
+          <w:sz w:val="24"/>
+          <w:szCs w:val="24"/>
+          <w:lang w:val="en-US"/>
+        </w:rPr>
+        <w:t xml:space="preserve"> (2008), « A neorealist approach to institutional change and the diversity of capitalism », </w:t>
       </w:r>
       <w:r>
         <w:rPr>
@@ -23720,7 +24252,25 @@
           <w:szCs w:val="24"/>
           <w:lang w:val="en-US"/>
         </w:rPr>
-        <w:t xml:space="preserve">Amable B. &amp; S. Palombarini (2017), « The emergence of an anti‑bourgeois bloc in France », in </w:t>
+        <w:t xml:space="preserve">Amable B. &amp; S. </w:t>
+      </w:r>
+      <w:proofErr w:type="spellStart"/>
+      <w:r>
+        <w:rPr>
+          <w:sz w:val="24"/>
+          <w:szCs w:val="24"/>
+          <w:lang w:val="en-US"/>
+        </w:rPr>
+        <w:t>Palombarini</w:t>
+      </w:r>
+      <w:proofErr w:type="spellEnd"/>
+      <w:r>
+        <w:rPr>
+          <w:sz w:val="24"/>
+          <w:szCs w:val="24"/>
+          <w:lang w:val="en-US"/>
+        </w:rPr>
+        <w:t xml:space="preserve"> (2017), « The emergence of an anti‑bourgeois bloc in France », in </w:t>
       </w:r>
       <w:r>
         <w:rPr>
@@ -23755,7 +24305,25 @@
           <w:szCs w:val="24"/>
           <w:lang w:val="fr-CH"/>
         </w:rPr>
-        <w:t xml:space="preserve">Amable B. &amp; S. Palombarini (2018), </w:t>
+        <w:t xml:space="preserve">Amable B. &amp; S. </w:t>
+      </w:r>
+      <w:proofErr w:type="spellStart"/>
+      <w:r>
+        <w:rPr>
+          <w:sz w:val="24"/>
+          <w:szCs w:val="24"/>
+          <w:lang w:val="fr-CH"/>
+        </w:rPr>
+        <w:t>Palombarini</w:t>
+      </w:r>
+      <w:proofErr w:type="spellEnd"/>
+      <w:r>
+        <w:rPr>
+          <w:sz w:val="24"/>
+          <w:szCs w:val="24"/>
+          <w:lang w:val="fr-CH"/>
+        </w:rPr>
+        <w:t xml:space="preserve"> (2018), </w:t>
       </w:r>
       <w:r>
         <w:rPr>
@@ -23790,7 +24358,79 @@
           <w:szCs w:val="24"/>
           <w:lang w:val="fr-CH"/>
         </w:rPr>
-        <w:t xml:space="preserve">Amable B. &amp; S. Palombarini (2023), « Multidimensional social conflict and institutional change », </w:t>
+        <w:t xml:space="preserve">Amable B. &amp; S. </w:t>
+      </w:r>
+      <w:proofErr w:type="spellStart"/>
+      <w:r>
+        <w:rPr>
+          <w:sz w:val="24"/>
+          <w:szCs w:val="24"/>
+          <w:lang w:val="fr-CH"/>
+        </w:rPr>
+        <w:t>Palombarini</w:t>
+      </w:r>
+      <w:proofErr w:type="spellEnd"/>
+      <w:r>
+        <w:rPr>
+          <w:sz w:val="24"/>
+          <w:szCs w:val="24"/>
+          <w:lang w:val="fr-CH"/>
+        </w:rPr>
+        <w:t xml:space="preserve"> (2023), « </w:t>
+      </w:r>
+      <w:proofErr w:type="spellStart"/>
+      <w:r>
+        <w:rPr>
+          <w:sz w:val="24"/>
+          <w:szCs w:val="24"/>
+          <w:lang w:val="fr-CH"/>
+        </w:rPr>
+        <w:t>Multidimensional</w:t>
+      </w:r>
+      <w:proofErr w:type="spellEnd"/>
+      <w:r>
+        <w:rPr>
+          <w:sz w:val="24"/>
+          <w:szCs w:val="24"/>
+          <w:lang w:val="fr-CH"/>
+        </w:rPr>
+        <w:t xml:space="preserve"> social </w:t>
+      </w:r>
+      <w:proofErr w:type="spellStart"/>
+      <w:r>
+        <w:rPr>
+          <w:sz w:val="24"/>
+          <w:szCs w:val="24"/>
+          <w:lang w:val="fr-CH"/>
+        </w:rPr>
+        <w:t>conflict</w:t>
+      </w:r>
+      <w:proofErr w:type="spellEnd"/>
+      <w:r>
+        <w:rPr>
+          <w:sz w:val="24"/>
+          <w:szCs w:val="24"/>
+          <w:lang w:val="fr-CH"/>
+        </w:rPr>
+        <w:t xml:space="preserve"> and </w:t>
+      </w:r>
+      <w:proofErr w:type="spellStart"/>
+      <w:r>
+        <w:rPr>
+          <w:sz w:val="24"/>
+          <w:szCs w:val="24"/>
+          <w:lang w:val="fr-CH"/>
+        </w:rPr>
+        <w:t>institutional</w:t>
+      </w:r>
+      <w:proofErr w:type="spellEnd"/>
+      <w:r>
+        <w:rPr>
+          <w:sz w:val="24"/>
+          <w:szCs w:val="24"/>
+          <w:lang w:val="fr-CH"/>
+        </w:rPr>
+        <w:t xml:space="preserve"> change », </w:t>
       </w:r>
       <w:r>
         <w:rPr>
@@ -23799,7 +24439,27 @@
           <w:szCs w:val="24"/>
           <w:lang w:val="fr-CH"/>
         </w:rPr>
-        <w:t>New Political Economy</w:t>
+        <w:t xml:space="preserve">New </w:t>
+      </w:r>
+      <w:proofErr w:type="spellStart"/>
+      <w:r>
+        <w:rPr>
+          <w:i/>
+          <w:sz w:val="24"/>
+          <w:szCs w:val="24"/>
+          <w:lang w:val="fr-CH"/>
+        </w:rPr>
+        <w:t>Political</w:t>
+      </w:r>
+      <w:proofErr w:type="spellEnd"/>
+      <w:r>
+        <w:rPr>
+          <w:i/>
+          <w:sz w:val="24"/>
+          <w:szCs w:val="24"/>
+          <w:lang w:val="fr-CH"/>
+        </w:rPr>
+        <w:t xml:space="preserve"> Economy</w:t>
       </w:r>
       <w:r>
         <w:rPr>
@@ -23825,7 +24485,25 @@
           <w:szCs w:val="24"/>
           <w:lang w:val="fr-CH"/>
         </w:rPr>
-        <w:t xml:space="preserve">Amable B. &amp; S. Palombarini (2024), </w:t>
+        <w:t xml:space="preserve">Amable B. &amp; S. </w:t>
+      </w:r>
+      <w:proofErr w:type="spellStart"/>
+      <w:r>
+        <w:rPr>
+          <w:sz w:val="24"/>
+          <w:szCs w:val="24"/>
+          <w:lang w:val="fr-CH"/>
+        </w:rPr>
+        <w:t>Palombarini</w:t>
+      </w:r>
+      <w:proofErr w:type="spellEnd"/>
+      <w:r>
+        <w:rPr>
+          <w:sz w:val="24"/>
+          <w:szCs w:val="24"/>
+          <w:lang w:val="fr-CH"/>
+        </w:rPr>
+        <w:t xml:space="preserve"> (2024), </w:t>
       </w:r>
       <w:r>
         <w:rPr>
@@ -23860,7 +24538,25 @@
           <w:szCs w:val="24"/>
           <w:lang w:val="fr-CH"/>
         </w:rPr>
-        <w:t xml:space="preserve">Amable B. &amp; S. Palombarini (2025), « Retour sur le concept de bloc social en économie politique », </w:t>
+        <w:t xml:space="preserve">Amable B. &amp; S. </w:t>
+      </w:r>
+      <w:proofErr w:type="spellStart"/>
+      <w:r>
+        <w:rPr>
+          <w:sz w:val="24"/>
+          <w:szCs w:val="24"/>
+          <w:lang w:val="fr-CH"/>
+        </w:rPr>
+        <w:t>Palombarini</w:t>
+      </w:r>
+      <w:proofErr w:type="spellEnd"/>
+      <w:r>
+        <w:rPr>
+          <w:sz w:val="24"/>
+          <w:szCs w:val="24"/>
+          <w:lang w:val="fr-CH"/>
+        </w:rPr>
+        <w:t xml:space="preserve"> (2025), « Retour sur le concept de bloc social en économie politique », </w:t>
       </w:r>
       <w:r>
         <w:rPr>
@@ -23889,13 +24585,41 @@
           <w:lang w:val="en-US"/>
         </w:rPr>
       </w:pPr>
+      <w:proofErr w:type="spellStart"/>
       <w:r>
         <w:rPr>
           <w:sz w:val="24"/>
           <w:szCs w:val="24"/>
           <w:lang w:val="en-US"/>
         </w:rPr>
-        <w:t xml:space="preserve">Armingeon K. (2001), « Institutionalising the Swiss welfare state », </w:t>
+        <w:t>Armingeon</w:t>
+      </w:r>
+      <w:proofErr w:type="spellEnd"/>
+      <w:r>
+        <w:rPr>
+          <w:sz w:val="24"/>
+          <w:szCs w:val="24"/>
+          <w:lang w:val="en-US"/>
+        </w:rPr>
+        <w:t xml:space="preserve"> K. (2001), « </w:t>
+      </w:r>
+      <w:proofErr w:type="spellStart"/>
+      <w:r>
+        <w:rPr>
+          <w:sz w:val="24"/>
+          <w:szCs w:val="24"/>
+          <w:lang w:val="en-US"/>
+        </w:rPr>
+        <w:t>Institutionalising</w:t>
+      </w:r>
+      <w:proofErr w:type="spellEnd"/>
+      <w:r>
+        <w:rPr>
+          <w:sz w:val="24"/>
+          <w:szCs w:val="24"/>
+          <w:lang w:val="en-US"/>
+        </w:rPr>
+        <w:t xml:space="preserve"> the Swiss welfare state », </w:t>
       </w:r>
       <w:r>
         <w:rPr>
@@ -23924,13 +24648,41 @@
           <w:lang w:val="en-US"/>
         </w:rPr>
       </w:pPr>
+      <w:proofErr w:type="spellStart"/>
       <w:r>
         <w:rPr>
           <w:sz w:val="24"/>
           <w:szCs w:val="24"/>
           <w:lang w:val="en-US"/>
         </w:rPr>
-        <w:t xml:space="preserve">Armingeon K., Bertozzi F. &amp; G. Bonoli (2004), « Swiss worlds of welfare », </w:t>
+        <w:t>Armingeon</w:t>
+      </w:r>
+      <w:proofErr w:type="spellEnd"/>
+      <w:r>
+        <w:rPr>
+          <w:sz w:val="24"/>
+          <w:szCs w:val="24"/>
+          <w:lang w:val="en-US"/>
+        </w:rPr>
+        <w:t xml:space="preserve"> K., Bertozzi F. &amp; G. </w:t>
+      </w:r>
+      <w:proofErr w:type="spellStart"/>
+      <w:r>
+        <w:rPr>
+          <w:sz w:val="24"/>
+          <w:szCs w:val="24"/>
+          <w:lang w:val="en-US"/>
+        </w:rPr>
+        <w:t>Bonoli</w:t>
+      </w:r>
+      <w:proofErr w:type="spellEnd"/>
+      <w:r>
+        <w:rPr>
+          <w:sz w:val="24"/>
+          <w:szCs w:val="24"/>
+          <w:lang w:val="en-US"/>
+        </w:rPr>
+        <w:t xml:space="preserve"> (2004), « Swiss worlds of welfare », </w:t>
       </w:r>
       <w:r>
         <w:rPr>
@@ -23965,7 +24717,25 @@
           <w:szCs w:val="24"/>
           <w:lang w:val="en-US"/>
         </w:rPr>
-        <w:t xml:space="preserve">Bertozzi F. &amp; F. Gilardi (2008), « The Swiss welfare state: a changing public‑private mix? », in Béland D. &amp; B. Gran (eds), </w:t>
+        <w:t xml:space="preserve">Bertozzi F. &amp; F. Gilardi (2008), « The Swiss welfare state: a changing public‑private mix? », in </w:t>
+      </w:r>
+      <w:proofErr w:type="spellStart"/>
+      <w:r>
+        <w:rPr>
+          <w:sz w:val="24"/>
+          <w:szCs w:val="24"/>
+          <w:lang w:val="en-US"/>
+        </w:rPr>
+        <w:t>Béland</w:t>
+      </w:r>
+      <w:proofErr w:type="spellEnd"/>
+      <w:r>
+        <w:rPr>
+          <w:sz w:val="24"/>
+          <w:szCs w:val="24"/>
+          <w:lang w:val="en-US"/>
+        </w:rPr>
+        <w:t xml:space="preserve"> D. &amp; B. Gran (eds), </w:t>
       </w:r>
       <w:r>
         <w:rPr>
@@ -23994,13 +24764,41 @@
           <w:lang w:val="en-US"/>
         </w:rPr>
       </w:pPr>
+      <w:proofErr w:type="spellStart"/>
       <w:r>
         <w:rPr>
           <w:sz w:val="24"/>
           <w:szCs w:val="24"/>
           <w:lang w:val="fr-CH"/>
         </w:rPr>
-        <w:t xml:space="preserve">Bolgiani I., Crivelli L. &amp; G. Domenighetti (2006), « Le rôle de l’assurance‑maladie dans la régulation du système de santé en Suisse », </w:t>
+        <w:t>Bolgiani</w:t>
+      </w:r>
+      <w:proofErr w:type="spellEnd"/>
+      <w:r>
+        <w:rPr>
+          <w:sz w:val="24"/>
+          <w:szCs w:val="24"/>
+          <w:lang w:val="fr-CH"/>
+        </w:rPr>
+        <w:t xml:space="preserve"> I., Crivelli L. &amp; G. </w:t>
+      </w:r>
+      <w:proofErr w:type="spellStart"/>
+      <w:r>
+        <w:rPr>
+          <w:sz w:val="24"/>
+          <w:szCs w:val="24"/>
+          <w:lang w:val="fr-CH"/>
+        </w:rPr>
+        <w:t>Domenighetti</w:t>
+      </w:r>
+      <w:proofErr w:type="spellEnd"/>
+      <w:r>
+        <w:rPr>
+          <w:sz w:val="24"/>
+          <w:szCs w:val="24"/>
+          <w:lang w:val="fr-CH"/>
+        </w:rPr>
+        <w:t xml:space="preserve"> (2006), « Le rôle de l’assurance‑maladie dans la régulation du système de santé en Suisse », </w:t>
       </w:r>
       <w:r>
         <w:rPr>
@@ -24018,8 +24816,19 @@
           <w:szCs w:val="24"/>
           <w:lang w:val="en-US"/>
         </w:rPr>
-        <w:t>Revue française des affaires sociales</w:t>
-      </w:r>
+        <w:t xml:space="preserve">Revue française des affaires </w:t>
+      </w:r>
+      <w:proofErr w:type="spellStart"/>
+      <w:r>
+        <w:rPr>
+          <w:i/>
+          <w:sz w:val="24"/>
+          <w:szCs w:val="24"/>
+          <w:lang w:val="en-US"/>
+        </w:rPr>
+        <w:t>sociales</w:t>
+      </w:r>
+      <w:proofErr w:type="spellEnd"/>
       <w:r>
         <w:rPr>
           <w:sz w:val="24"/>
@@ -24038,13 +24847,23 @@
           <w:lang w:val="en-US"/>
         </w:rPr>
       </w:pPr>
+      <w:proofErr w:type="spellStart"/>
       <w:r>
         <w:rPr>
           <w:sz w:val="24"/>
           <w:szCs w:val="24"/>
           <w:lang w:val="en-US"/>
         </w:rPr>
-        <w:t xml:space="preserve">Bonoli G. &amp; F. Fossati (2024), « Social policy », in </w:t>
+        <w:t>Bonoli</w:t>
+      </w:r>
+      <w:proofErr w:type="spellEnd"/>
+      <w:r>
+        <w:rPr>
+          <w:sz w:val="24"/>
+          <w:szCs w:val="24"/>
+          <w:lang w:val="en-US"/>
+        </w:rPr>
+        <w:t xml:space="preserve"> G. &amp; F. Fossati (2024), « Social policy », in </w:t>
       </w:r>
       <w:r>
         <w:rPr>
@@ -24117,14 +24936,25 @@
           <w:lang w:val="fr-CH"/>
         </w:rPr>
       </w:pPr>
+      <w:proofErr w:type="spellStart"/>
       <w:r>
         <w:rPr>
           <w:sz w:val="24"/>
           <w:szCs w:val="24"/>
           <w:lang w:val="fr-CH"/>
         </w:rPr>
-        <w:t xml:space="preserve">Buclin H. (2020), « Assurance‑maladie et libéralisme économique », </w:t>
-      </w:r>
+        <w:t>Buclin</w:t>
+      </w:r>
+      <w:proofErr w:type="spellEnd"/>
+      <w:r>
+        <w:rPr>
+          <w:sz w:val="24"/>
+          <w:szCs w:val="24"/>
+          <w:lang w:val="fr-CH"/>
+        </w:rPr>
+        <w:t xml:space="preserve"> H. (2020), « Assurance‑maladie et libéralisme économique », </w:t>
+      </w:r>
+      <w:proofErr w:type="spellStart"/>
       <w:r>
         <w:rPr>
           <w:i/>
@@ -24134,6 +24964,7 @@
         </w:rPr>
         <w:t>Gesnerus</w:t>
       </w:r>
+      <w:proofErr w:type="spellEnd"/>
       <w:r>
         <w:rPr>
           <w:sz w:val="24"/>
@@ -24420,7 +25251,25 @@
           <w:szCs w:val="24"/>
           <w:lang w:val="fr-CH"/>
         </w:rPr>
-        <w:t>, Lausanne, UniSanté.</w:t>
+        <w:t xml:space="preserve">, Lausanne, </w:t>
+      </w:r>
+      <w:proofErr w:type="spellStart"/>
+      <w:r>
+        <w:rPr>
+          <w:sz w:val="24"/>
+          <w:szCs w:val="24"/>
+          <w:lang w:val="fr-CH"/>
+        </w:rPr>
+        <w:t>UniSanté</w:t>
+      </w:r>
+      <w:proofErr w:type="spellEnd"/>
+      <w:r>
+        <w:rPr>
+          <w:sz w:val="24"/>
+          <w:szCs w:val="24"/>
+          <w:lang w:val="fr-CH"/>
+        </w:rPr>
+        <w:t>.</w:t>
       </w:r>
     </w:p>
     <w:p>
@@ -24504,7 +25353,25 @@
           <w:szCs w:val="24"/>
           <w:lang w:val="en-US"/>
         </w:rPr>
-        <w:t xml:space="preserve"> a Metaclustering Approach », Archive Ouverte, Université de Genève.</w:t>
+        <w:t xml:space="preserve"> a </w:t>
+      </w:r>
+      <w:proofErr w:type="spellStart"/>
+      <w:r>
+        <w:rPr>
+          <w:sz w:val="24"/>
+          <w:szCs w:val="24"/>
+          <w:lang w:val="en-US"/>
+        </w:rPr>
+        <w:t>Metaclustering</w:t>
+      </w:r>
+      <w:proofErr w:type="spellEnd"/>
+      <w:r>
+        <w:rPr>
+          <w:sz w:val="24"/>
+          <w:szCs w:val="24"/>
+          <w:lang w:val="en-US"/>
+        </w:rPr>
+        <w:t xml:space="preserve"> Approach », Archive Ouverte, Université de Genève.</w:t>
       </w:r>
     </w:p>
     <w:p>
@@ -24634,7 +25501,25 @@
           <w:szCs w:val="24"/>
           <w:lang w:val="en-US"/>
         </w:rPr>
-        <w:t xml:space="preserve">Immergut E.M. (1992), « The rules of the game », in Steinmo S., Thelen K. &amp; F. Longstreth (eds), </w:t>
+        <w:t xml:space="preserve">Immergut E.M. (1992), « The rules of the game », in </w:t>
+      </w:r>
+      <w:proofErr w:type="spellStart"/>
+      <w:r>
+        <w:rPr>
+          <w:sz w:val="24"/>
+          <w:szCs w:val="24"/>
+          <w:lang w:val="en-US"/>
+        </w:rPr>
+        <w:t>Steinmo</w:t>
+      </w:r>
+      <w:proofErr w:type="spellEnd"/>
+      <w:r>
+        <w:rPr>
+          <w:sz w:val="24"/>
+          <w:szCs w:val="24"/>
+          <w:lang w:val="en-US"/>
+        </w:rPr>
+        <w:t xml:space="preserve"> S., Thelen K. &amp; F. Longstreth (eds), </w:t>
       </w:r>
       <w:r>
         <w:rPr>
@@ -24827,7 +25712,25 @@
           <w:szCs w:val="24"/>
           <w:lang w:val="fr-CH"/>
         </w:rPr>
-        <w:t>, Neuchâtel, Alphil‑Presses universitaires suisses.</w:t>
+        <w:t xml:space="preserve">, Neuchâtel, </w:t>
+      </w:r>
+      <w:proofErr w:type="spellStart"/>
+      <w:r>
+        <w:rPr>
+          <w:sz w:val="24"/>
+          <w:szCs w:val="24"/>
+          <w:lang w:val="fr-CH"/>
+        </w:rPr>
+        <w:t>Alphil</w:t>
+      </w:r>
+      <w:proofErr w:type="spellEnd"/>
+      <w:r>
+        <w:rPr>
+          <w:sz w:val="24"/>
+          <w:szCs w:val="24"/>
+          <w:lang w:val="fr-CH"/>
+        </w:rPr>
+        <w:t>‑Presses universitaires suisses.</w:t>
       </w:r>
     </w:p>
     <w:p>
@@ -24996,7 +25899,7 @@
         </w:rPr>
         <w:t xml:space="preserve">09.06.2024 ». Version 1.0. FORS. </w:t>
       </w:r>
-      <w:hyperlink r:id="rId16" w:history="1">
+      <w:hyperlink r:id="rId14" w:history="1">
         <w:r>
           <w:rPr>
             <w:color w:val="0000FF"/>
@@ -25039,7 +25942,25 @@
           <w:szCs w:val="24"/>
           <w:lang w:val="de-CH"/>
         </w:rPr>
-        <w:t xml:space="preserve">Mach A. (2007), « La redéfinition du bloc bourgeois », in </w:t>
+        <w:t xml:space="preserve">Mach A. (2007), « La </w:t>
+      </w:r>
+      <w:proofErr w:type="spellStart"/>
+      <w:r>
+        <w:rPr>
+          <w:sz w:val="24"/>
+          <w:szCs w:val="24"/>
+          <w:lang w:val="de-CH"/>
+        </w:rPr>
+        <w:t>redéfinition</w:t>
+      </w:r>
+      <w:proofErr w:type="spellEnd"/>
+      <w:r>
+        <w:rPr>
+          <w:sz w:val="24"/>
+          <w:szCs w:val="24"/>
+          <w:lang w:val="de-CH"/>
+        </w:rPr>
+        <w:t xml:space="preserve"> du bloc bourgeois », in </w:t>
       </w:r>
       <w:r>
         <w:rPr>
@@ -25056,7 +25977,25 @@
           <w:szCs w:val="24"/>
           <w:lang w:val="de-CH"/>
         </w:rPr>
-        <w:t>, Zürich, Jahrbuch Denknetz.</w:t>
+        <w:t xml:space="preserve">, Zürich, Jahrbuch </w:t>
+      </w:r>
+      <w:proofErr w:type="spellStart"/>
+      <w:r>
+        <w:rPr>
+          <w:sz w:val="24"/>
+          <w:szCs w:val="24"/>
+          <w:lang w:val="de-CH"/>
+        </w:rPr>
+        <w:t>Denknetz</w:t>
+      </w:r>
+      <w:proofErr w:type="spellEnd"/>
+      <w:r>
+        <w:rPr>
+          <w:sz w:val="24"/>
+          <w:szCs w:val="24"/>
+          <w:lang w:val="de-CH"/>
+        </w:rPr>
+        <w:t>.</w:t>
       </w:r>
     </w:p>
     <w:p>
@@ -25103,13 +26042,23 @@
           <w:lang w:val="en-US"/>
         </w:rPr>
       </w:pPr>
+      <w:proofErr w:type="spellStart"/>
       <w:r>
         <w:rPr>
           <w:sz w:val="24"/>
           <w:szCs w:val="24"/>
           <w:lang w:val="en-US"/>
         </w:rPr>
-        <w:t xml:space="preserve">Obinger H. (1998), « Federalism, direct democracy, and welfare state development in Switzerland », </w:t>
+        <w:t>Obinger</w:t>
+      </w:r>
+      <w:proofErr w:type="spellEnd"/>
+      <w:r>
+        <w:rPr>
+          <w:sz w:val="24"/>
+          <w:szCs w:val="24"/>
+          <w:lang w:val="en-US"/>
+        </w:rPr>
+        <w:t xml:space="preserve"> H. (1998), « Federalism, direct democracy, and welfare state development in Switzerland », </w:t>
       </w:r>
       <w:r>
         <w:rPr>
@@ -25190,7 +26139,25 @@
           <w:szCs w:val="24"/>
           <w:lang w:val="en-US"/>
         </w:rPr>
-        <w:t xml:space="preserve">Oesch, D, et L. Rennwald, (2018), « Electoral Competition in Europe’s New Tripolar Political Space: Class Voting for the Left, Centre-Right and Radical Right ». </w:t>
+        <w:t xml:space="preserve">Oesch, D, et L. </w:t>
+      </w:r>
+      <w:proofErr w:type="spellStart"/>
+      <w:r>
+        <w:rPr>
+          <w:sz w:val="24"/>
+          <w:szCs w:val="24"/>
+          <w:lang w:val="en-US"/>
+        </w:rPr>
+        <w:t>Rennwald</w:t>
+      </w:r>
+      <w:proofErr w:type="spellEnd"/>
+      <w:r>
+        <w:rPr>
+          <w:sz w:val="24"/>
+          <w:szCs w:val="24"/>
+          <w:lang w:val="en-US"/>
+        </w:rPr>
+        <w:t xml:space="preserve">, (2018), « Electoral Competition in Europe’s New Tripolar Political Space: Class Voting for the Left, Centre-Right and Radical Right ». </w:t>
       </w:r>
       <w:r>
         <w:rPr>
@@ -25243,13 +26210,23 @@
           <w:lang w:val="en-US"/>
         </w:rPr>
       </w:pPr>
+      <w:proofErr w:type="spellStart"/>
       <w:r>
         <w:rPr>
           <w:sz w:val="24"/>
           <w:szCs w:val="24"/>
           <w:lang w:val="en-US"/>
         </w:rPr>
-        <w:t xml:space="preserve">Okma K.G.H. &amp; L. Crivelli (2013), « Swiss and Dutch consumer‑driven healthcare », </w:t>
+        <w:t>Okma</w:t>
+      </w:r>
+      <w:proofErr w:type="spellEnd"/>
+      <w:r>
+        <w:rPr>
+          <w:sz w:val="24"/>
+          <w:szCs w:val="24"/>
+          <w:lang w:val="en-US"/>
+        </w:rPr>
+        <w:t xml:space="preserve"> K.G.H. &amp; L. Crivelli (2013), « Swiss and Dutch consumer‑driven healthcare », </w:t>
       </w:r>
       <w:r>
         <w:rPr>
@@ -25313,13 +26290,23 @@
           <w:lang w:val="fr-CH"/>
         </w:rPr>
       </w:pPr>
+      <w:proofErr w:type="spellStart"/>
       <w:r>
         <w:rPr>
           <w:sz w:val="24"/>
           <w:szCs w:val="24"/>
           <w:lang w:val="fr-CH"/>
         </w:rPr>
-        <w:t xml:space="preserve">ProSenectute (2022), </w:t>
+        <w:t>ProSenectute</w:t>
+      </w:r>
+      <w:proofErr w:type="spellEnd"/>
+      <w:r>
+        <w:rPr>
+          <w:sz w:val="24"/>
+          <w:szCs w:val="24"/>
+          <w:lang w:val="fr-CH"/>
+        </w:rPr>
+        <w:t xml:space="preserve"> (2022), </w:t>
       </w:r>
       <w:r>
         <w:rPr>
@@ -25336,7 +26323,25 @@
           <w:szCs w:val="24"/>
           <w:lang w:val="fr-CH"/>
         </w:rPr>
-        <w:t>, ProSenectute.</w:t>
+        <w:t xml:space="preserve">, </w:t>
+      </w:r>
+      <w:proofErr w:type="spellStart"/>
+      <w:r>
+        <w:rPr>
+          <w:sz w:val="24"/>
+          <w:szCs w:val="24"/>
+          <w:lang w:val="fr-CH"/>
+        </w:rPr>
+        <w:t>ProSenectute</w:t>
+      </w:r>
+      <w:proofErr w:type="spellEnd"/>
+      <w:r>
+        <w:rPr>
+          <w:sz w:val="24"/>
+          <w:szCs w:val="24"/>
+          <w:lang w:val="fr-CH"/>
+        </w:rPr>
+        <w:t>.</w:t>
       </w:r>
     </w:p>
     <w:p>
@@ -25371,7 +26376,25 @@
           <w:szCs w:val="24"/>
           <w:lang w:val="fr-CH"/>
         </w:rPr>
-        <w:t>, SantéSuisse.</w:t>
+        <w:t xml:space="preserve">, </w:t>
+      </w:r>
+      <w:proofErr w:type="spellStart"/>
+      <w:r>
+        <w:rPr>
+          <w:sz w:val="24"/>
+          <w:szCs w:val="24"/>
+          <w:lang w:val="fr-CH"/>
+        </w:rPr>
+        <w:t>SantéSuisse</w:t>
+      </w:r>
+      <w:proofErr w:type="spellEnd"/>
+      <w:r>
+        <w:rPr>
+          <w:sz w:val="24"/>
+          <w:szCs w:val="24"/>
+          <w:lang w:val="fr-CH"/>
+        </w:rPr>
+        <w:t>.</w:t>
       </w:r>
     </w:p>
     <w:p>
@@ -25504,13 +26527,41 @@
           <w:lang w:val="en-US"/>
         </w:rPr>
       </w:pPr>
+      <w:proofErr w:type="spellStart"/>
       <w:r>
         <w:rPr>
           <w:sz w:val="24"/>
           <w:szCs w:val="24"/>
           <w:lang w:val="en-US"/>
         </w:rPr>
-        <w:t xml:space="preserve">Trechsel A.H. &amp; H. Kriesi (eds) (2008), « Social Policy », in </w:t>
+        <w:t>Trechsel</w:t>
+      </w:r>
+      <w:proofErr w:type="spellEnd"/>
+      <w:r>
+        <w:rPr>
+          <w:sz w:val="24"/>
+          <w:szCs w:val="24"/>
+          <w:lang w:val="en-US"/>
+        </w:rPr>
+        <w:t xml:space="preserve"> A.H. &amp; H. </w:t>
+      </w:r>
+      <w:proofErr w:type="spellStart"/>
+      <w:r>
+        <w:rPr>
+          <w:sz w:val="24"/>
+          <w:szCs w:val="24"/>
+          <w:lang w:val="en-US"/>
+        </w:rPr>
+        <w:t>Kriesi</w:t>
+      </w:r>
+      <w:proofErr w:type="spellEnd"/>
+      <w:r>
+        <w:rPr>
+          <w:sz w:val="24"/>
+          <w:szCs w:val="24"/>
+          <w:lang w:val="en-US"/>
+        </w:rPr>
+        <w:t xml:space="preserve"> (eds) (2008), « Social Policy », in </w:t>
       </w:r>
       <w:r>
         <w:rPr>
@@ -25545,7 +26596,25 @@
           <w:szCs w:val="24"/>
           <w:lang w:val="en-US"/>
         </w:rPr>
-        <w:t xml:space="preserve">Trein P., Rüefli C. &amp; A. Vatter (2023), « Health Policy », in </w:t>
+        <w:t xml:space="preserve">Trein P., </w:t>
+      </w:r>
+      <w:proofErr w:type="spellStart"/>
+      <w:r>
+        <w:rPr>
+          <w:sz w:val="24"/>
+          <w:szCs w:val="24"/>
+          <w:lang w:val="en-US"/>
+        </w:rPr>
+        <w:t>Rüefli</w:t>
+      </w:r>
+      <w:proofErr w:type="spellEnd"/>
+      <w:r>
+        <w:rPr>
+          <w:sz w:val="24"/>
+          <w:szCs w:val="24"/>
+          <w:lang w:val="en-US"/>
+        </w:rPr>
+        <w:t xml:space="preserve"> C. &amp; A. Vatter (2023), « Health Policy », in </w:t>
       </w:r>
       <w:r>
         <w:rPr>
@@ -25589,8 +26658,39 @@
           <w:szCs w:val="24"/>
           <w:lang w:val="en-US"/>
         </w:rPr>
-        <w:t>Revue médicale suisse</w:t>
-      </w:r>
+        <w:t xml:space="preserve">Revue </w:t>
+      </w:r>
+      <w:proofErr w:type="spellStart"/>
+      <w:r>
+        <w:rPr>
+          <w:i/>
+          <w:sz w:val="24"/>
+          <w:szCs w:val="24"/>
+          <w:lang w:val="en-US"/>
+        </w:rPr>
+        <w:t>médicale</w:t>
+      </w:r>
+      <w:proofErr w:type="spellEnd"/>
+      <w:r>
+        <w:rPr>
+          <w:i/>
+          <w:sz w:val="24"/>
+          <w:szCs w:val="24"/>
+          <w:lang w:val="en-US"/>
+        </w:rPr>
+        <w:t xml:space="preserve"> </w:t>
+      </w:r>
+      <w:proofErr w:type="spellStart"/>
+      <w:r>
+        <w:rPr>
+          <w:i/>
+          <w:sz w:val="24"/>
+          <w:szCs w:val="24"/>
+          <w:lang w:val="en-US"/>
+        </w:rPr>
+        <w:t>suisse</w:t>
+      </w:r>
+      <w:proofErr w:type="spellEnd"/>
       <w:r>
         <w:rPr>
           <w:sz w:val="24"/>
@@ -25909,8 +27009,13 @@
         <w:t>&amp;</w:t>
       </w:r>
       <w:r>
-        <w:t xml:space="preserve"> Palombarini</w:t>
-      </w:r>
+        <w:t xml:space="preserve"> </w:t>
+      </w:r>
+      <w:proofErr w:type="spellStart"/>
+      <w:r>
+        <w:t>Palombarini</w:t>
+      </w:r>
+      <w:proofErr w:type="spellEnd"/>
       <w:r>
         <w:t xml:space="preserve"> </w:t>
       </w:r>
@@ -25987,7 +27092,15 @@
         <w:t xml:space="preserve"> </w:t>
       </w:r>
       <w:r>
-        <w:t>Il convient de noter la réforme récente « EFAS » pour un financement uniforme des prestations ambulatoires et stationnaire, qui est souvent décrite comme « l’une des plus importantes du système de santé suisse depuis l’introduction de la LAMal en 1996 » (Grandchamp &amp; Spycher, 2024, p. 2). Acceptée en votation en novembre 2024, elle propose une clé de répartition unique pour tout type de prestation (26.9% pour les cantons, 73.1% pour les assurés), tout en donnant davantage de pouvoir aux caisses-maladie en leur déléguant les contributions en provenance des recettes cantonales. Alors que les partisans d’EFAS promettent que la réforme pourrait alléger l’augmentation des coûts et des primes, une étude de Santésuisse avertit qu’avec l’inclusion des soins à la charge de la LAMal dans la réforme, « les prestations nettes des assureurs-maladie et des payeurs de primes seront plus élevées que si nous maintenons le système actuellement en vigueur. » (Santésuisse, 2023, p.10). Une étude d’Unisanté conclut quant à elle qu’il est difficile de prévoir si cette réforme aura un impact réel positif sur les problèmes structurels des coûts de la santé ainsi que sur l’évolution des primes (Grandchamp &amp; Spycher 2024). Il est donc difficile d’imaginer qu’EFAS résoudra à long terme l’objectif de frein à l’augmentation des coûts de la santé et des</w:t>
+        <w:t>Il convient de noter la réforme récente « EFAS » pour un financement uniforme des prestations ambulatoires et stationnaire, qui est souvent décrite comme « l’une des plus importantes du système de santé suisse depuis l’introduction de la LAMal en 1996 » (Grandchamp &amp; Spycher, 2024, p. 2). Acceptée en votation en novembre 2024, elle propose une clé de répartition unique pour tout type de prestation (26.9% pour les cantons, 73.1% pour les assurés), tout en donnant davantage de pouvoir aux caisses-maladie en leur déléguant les contributions en provenance des recettes cantonales. Alors que les partisans d’EFAS promettent que la réforme pourrait alléger l’augmentation des coûts et des primes, une étude de Santésuisse avertit qu’avec l’inclusion des soins à la charge de la LAMal dans la réforme, « les prestations nettes des assureurs-maladie et des payeurs de primes seront plus élevées que si nous maintenons le système actuellement en vigueur. » (Santésuisse, 2023, p.10). Une étude d’</w:t>
+      </w:r>
+      <w:proofErr w:type="spellStart"/>
+      <w:r>
+        <w:t>Unisanté</w:t>
+      </w:r>
+      <w:proofErr w:type="spellEnd"/>
+      <w:r>
+        <w:t xml:space="preserve"> conclut quant à elle qu’il est difficile de prévoir si cette réforme aura un impact réel positif sur les problèmes structurels des coûts de la santé ainsi que sur l’évolution des primes (Grandchamp &amp; Spycher 2024). Il est donc difficile d’imaginer qu’EFAS résoudra à long terme l’objectif de frein à l’augmentation des coûts de la santé et des</w:t>
       </w:r>
       <w:r>
         <w:t xml:space="preserve"> primes fixées par la LAMal.</w:t>
@@ -26159,7 +27272,21 @@
         <w:rPr>
           <w:lang w:val="fr-CH"/>
         </w:rPr>
-        <w:t xml:space="preserve"> décile de revenu brut total du ménage, le plus haut niveau d’éducation atteint par le répondant, le genre, l’âge, la langue, le canton de résidence, l’auto-positionnement politique gauche-droite sur une échelle de 0 à 10, ainsi que le parti politique duquel le répondant se sent le plus proche. </w:t>
+        <w:t xml:space="preserve"> décile de revenu brut total du ménage, le plus haut niveau d’éducation atteint par le répondant, le genre, l’âge, la langue, le canton de résidence, l’</w:t>
+      </w:r>
+      <w:proofErr w:type="spellStart"/>
+      <w:r>
+        <w:rPr>
+          <w:lang w:val="fr-CH"/>
+        </w:rPr>
+        <w:t>auto-positionnement</w:t>
+      </w:r>
+      <w:proofErr w:type="spellEnd"/>
+      <w:r>
+        <w:rPr>
+          <w:lang w:val="fr-CH"/>
+        </w:rPr>
+        <w:t xml:space="preserve"> politique gauche-droite sur une échelle de 0 à 10, ainsi que le parti politique duquel le répondant se sent le plus proche. </w:t>
       </w:r>
       <w:r>
         <w:rPr>
